--- a/deliverables/V4-V11_SYNC/PACKAGES/NEW_V07_Synchronized_Production_Package/02_RUN_OF_SHOW/Run_of_Show.docx
+++ b/deliverables/V4-V11_SYNC/PACKAGES/NEW_V07_Synchronized_Production_Package/02_RUN_OF_SHOW/Run_of_Show.docx
@@ -144,7 +144,7 @@
         <w:rPr>
           <w:sz w:val="21"/>
         </w:rPr>
-        <w:t>Wednesday, September 16, 2026 | 1:46 PM CT</w:t>
+        <w:t>Wednesday, September 16, 2026 | 3:16 PM CT</w:t>
       </w:r>
     </w:p>
     <w:p>
@@ -1767,6 +1767,103 @@
                 <w:sz w:val="17"/>
               </w:rPr>
               <w:t>ANCHOR</w:t>
+            </w:r>
+          </w:p>
+        </w:tc>
+      </w:tr>
+      <w:tr>
+        <w:tc>
+          <w:tcPr>
+            <w:tcW w:type="dxa" w:w="3312"/>
+          </w:tcPr>
+          <w:p>
+            <w:pPr>
+              <w:spacing w:before="60" w:after="60" w:line="264" w:lineRule="auto"/>
+            </w:pPr>
+            <w:r/>
+            <w:r>
+              <w:rPr>
+                <w:b w:val="0"/>
+                <w:i w:val="0"/>
+                <w:sz w:val="15"/>
+              </w:rPr>
+              <w:t>NEW_V7_FS_00_TWO_CAPABLE_PEOPLE</w:t>
+            </w:r>
+          </w:p>
+        </w:tc>
+        <w:tc>
+          <w:tcPr>
+            <w:tcW w:type="dxa" w:w="3024"/>
+          </w:tcPr>
+          <w:p>
+            <w:pPr>
+              <w:spacing w:before="60" w:after="60" w:line="264" w:lineRule="auto"/>
+            </w:pPr>
+            <w:r/>
+            <w:r>
+              <w:rPr>
+                <w:b w:val="0"/>
+                <w:i w:val="0"/>
+                <w:sz w:val="15"/>
+              </w:rPr>
+              <w:t>1 HOOK</w:t>
+            </w:r>
+          </w:p>
+        </w:tc>
+        <w:tc>
+          <w:tcPr>
+            <w:tcW w:type="dxa" w:w="720"/>
+          </w:tcPr>
+          <w:p>
+            <w:pPr>
+              <w:spacing w:before="60" w:after="60" w:line="264" w:lineRule="auto"/>
+            </w:pPr>
+            <w:r/>
+            <w:r>
+              <w:rPr>
+                <w:b w:val="0"/>
+                <w:i w:val="0"/>
+                <w:sz w:val="15"/>
+              </w:rPr>
+              <w:t>1</w:t>
+            </w:r>
+          </w:p>
+        </w:tc>
+        <w:tc>
+          <w:tcPr>
+            <w:tcW w:type="dxa" w:w="864"/>
+          </w:tcPr>
+          <w:p>
+            <w:pPr>
+              <w:spacing w:before="60" w:after="60" w:line="264" w:lineRule="auto"/>
+            </w:pPr>
+            <w:r/>
+            <w:r>
+              <w:rPr>
+                <w:b w:val="0"/>
+                <w:i w:val="0"/>
+                <w:sz w:val="15"/>
+              </w:rPr>
+              <w:t>2</w:t>
+            </w:r>
+          </w:p>
+        </w:tc>
+        <w:tc>
+          <w:tcPr>
+            <w:tcW w:type="dxa" w:w="1728"/>
+          </w:tcPr>
+          <w:p>
+            <w:pPr>
+              <w:spacing w:before="60" w:after="60" w:line="264" w:lineRule="auto"/>
+            </w:pPr>
+            <w:r/>
+            <w:r>
+              <w:rPr>
+                <w:b w:val="0"/>
+                <w:i w:val="0"/>
+                <w:sz w:val="15"/>
+              </w:rPr>
+              <w:t>EARLY EDIT</w:t>
             </w:r>
           </w:p>
         </w:tc>

--- a/deliverables/V4-V11_SYNC/PACKAGES/NEW_V07_Synchronized_Production_Package/02_RUN_OF_SHOW/Run_of_Show.docx
+++ b/deliverables/V4-V11_SYNC/PACKAGES/NEW_V07_Synchronized_Production_Package/02_RUN_OF_SHOW/Run_of_Show.docx
@@ -144,7 +144,7 @@
         <w:rPr>
           <w:sz w:val="21"/>
         </w:rPr>
-        <w:t>Wednesday, September 16, 2026 | 3:16 PM CT</w:t>
+        <w:t>Wednesday, September 16, 2026 | 3:21 PM CT</w:t>
       </w:r>
     </w:p>
     <w:p>

--- a/deliverables/V4-V11_SYNC/PACKAGES/NEW_V07_Synchronized_Production_Package/02_RUN_OF_SHOW/Run_of_Show.docx
+++ b/deliverables/V4-V11_SYNC/PACKAGES/NEW_V07_Synchronized_Production_Package/02_RUN_OF_SHOW/Run_of_Show.docx
@@ -144,7 +144,7 @@
         <w:rPr>
           <w:sz w:val="21"/>
         </w:rPr>
-        <w:t>Wednesday, September 16, 2026 | 3:21 PM CT</w:t>
+        <w:t>Thursday, September 17, 2026 | 8:55 AM CT</w:t>
       </w:r>
     </w:p>
     <w:p>
@@ -1636,7 +1636,7 @@
           <w:color w:val="112345"/>
           <w:sz w:val="26"/>
         </w:rPr>
-        <w:t>FULL-SCREEN CUES, ONE LOCATION EACH</w:t>
+        <w:t>FULL-SCREEN CUES, ONE LOCATION EACH. ACTIVE ONLY.</w:t>
       </w:r>
     </w:p>
     <w:tbl>
@@ -3243,7 +3243,7 @@
           <w:color w:val="5A6B82"/>
           <w:sz w:val="19"/>
         </w:rPr>
-        <w:t>Every cue resolves to one section and one paragraph. RE-ANCHORED means the card is unchanged and only its placement moved to the reconciled script.</w:t>
+        <w:t>Every cue resolves to one section and one paragraph, and every label and trigger above is read from the reconciled script at that location. RE-ANCHORED means the card is unchanged and only its placement moved. RE-CUED means the card was cued in the wrong place and was moved to the section its own copy belongs to.</w:t>
       </w:r>
     </w:p>
     <w:p>

--- a/deliverables/V4-V11_SYNC/PACKAGES/NEW_V07_Synchronized_Production_Package/02_RUN_OF_SHOW/Run_of_Show.docx
+++ b/deliverables/V4-V11_SYNC/PACKAGES/NEW_V07_Synchronized_Production_Package/02_RUN_OF_SHOW/Run_of_Show.docx
@@ -144,7 +144,7 @@
         <w:rPr>
           <w:sz w:val="21"/>
         </w:rPr>
-        <w:t>Thursday, September 17, 2026 | 8:55 AM CT</w:t>
+        <w:t>Thursday, September 17, 2026 | 12:57 PM CT</w:t>
       </w:r>
     </w:p>
     <w:p>

--- a/deliverables/V4-V11_SYNC/PACKAGES/NEW_V07_Synchronized_Production_Package/02_RUN_OF_SHOW/Run_of_Show.docx
+++ b/deliverables/V4-V11_SYNC/PACKAGES/NEW_V07_Synchronized_Production_Package/02_RUN_OF_SHOW/Run_of_Show.docx
@@ -144,7 +144,7 @@
         <w:rPr>
           <w:sz w:val="21"/>
         </w:rPr>
-        <w:t>Thursday, September 17, 2026 | 12:57 PM CT</w:t>
+        <w:t>Saturday, September 19, 2026 | 6:36 AM CT</w:t>
       </w:r>
     </w:p>
     <w:p>
@@ -1636,7 +1636,7 @@
           <w:color w:val="112345"/>
           <w:sz w:val="26"/>
         </w:rPr>
-        <w:t>FULL-SCREEN CUES, ONE LOCATION EACH. ACTIVE ONLY.</w:t>
+        <w:t>THE EVENT LIST. EVERY SHOT, IN SPOKEN ORDER.</w:t>
       </w:r>
     </w:p>
     <w:tbl>
@@ -1655,11 +1655,12 @@
         <w:tblLook w:firstColumn="1" w:firstRow="1" w:lastColumn="0" w:lastRow="0" w:noHBand="0" w:noVBand="1" w:val="04A0"/>
       </w:tblPr>
       <w:tblGrid>
-        <w:gridCol w:w="1930"/>
-        <w:gridCol w:w="1930"/>
-        <w:gridCol w:w="1930"/>
-        <w:gridCol w:w="1930"/>
-        <w:gridCol w:w="1930"/>
+        <w:gridCol w:w="1608"/>
+        <w:gridCol w:w="1608"/>
+        <w:gridCol w:w="1608"/>
+        <w:gridCol w:w="1608"/>
+        <w:gridCol w:w="1608"/>
+        <w:gridCol w:w="1608"/>
       </w:tblGrid>
       <w:tr>
         <w:trPr>
@@ -1667,7 +1668,91 @@
         </w:trPr>
         <w:tc>
           <w:tcPr>
-            <w:tcW w:type="dxa" w:w="3312"/>
+            <w:tcW w:type="dxa" w:w="1152"/>
+            <w:shd w:val="clear" w:color="auto" w:fill="F3EFE6"/>
+          </w:tcPr>
+          <w:p>
+            <w:pPr>
+              <w:spacing w:before="60" w:after="60" w:line="264" w:lineRule="auto"/>
+            </w:pPr>
+            <w:r/>
+            <w:r>
+              <w:rPr>
+                <w:b/>
+                <w:i w:val="0"/>
+                <w:color w:val="112345"/>
+                <w:sz w:val="17"/>
+              </w:rPr>
+              <w:t>EVENT</w:t>
+            </w:r>
+          </w:p>
+        </w:tc>
+        <w:tc>
+          <w:tcPr>
+            <w:tcW w:type="dxa" w:w="1296"/>
+            <w:shd w:val="clear" w:color="auto" w:fill="F3EFE6"/>
+          </w:tcPr>
+          <w:p>
+            <w:pPr>
+              <w:spacing w:before="60" w:after="60" w:line="264" w:lineRule="auto"/>
+            </w:pPr>
+            <w:r/>
+            <w:r>
+              <w:rPr>
+                <w:b/>
+                <w:i w:val="0"/>
+                <w:color w:val="112345"/>
+                <w:sz w:val="17"/>
+              </w:rPr>
+              <w:t>MODE</w:t>
+            </w:r>
+          </w:p>
+        </w:tc>
+        <w:tc>
+          <w:tcPr>
+            <w:tcW w:type="dxa" w:w="2448"/>
+            <w:shd w:val="clear" w:color="auto" w:fill="F3EFE6"/>
+          </w:tcPr>
+          <w:p>
+            <w:pPr>
+              <w:spacing w:before="60" w:after="60" w:line="264" w:lineRule="auto"/>
+            </w:pPr>
+            <w:r/>
+            <w:r>
+              <w:rPr>
+                <w:b/>
+                <w:i w:val="0"/>
+                <w:color w:val="112345"/>
+                <w:sz w:val="17"/>
+              </w:rPr>
+              <w:t>SECTION</w:t>
+            </w:r>
+          </w:p>
+        </w:tc>
+        <w:tc>
+          <w:tcPr>
+            <w:tcW w:type="dxa" w:w="1152"/>
+            <w:shd w:val="clear" w:color="auto" w:fill="F3EFE6"/>
+          </w:tcPr>
+          <w:p>
+            <w:pPr>
+              <w:spacing w:before="60" w:after="60" w:line="264" w:lineRule="auto"/>
+            </w:pPr>
+            <w:r/>
+            <w:r>
+              <w:rPr>
+                <w:b/>
+                <w:i w:val="0"/>
+                <w:color w:val="112345"/>
+                <w:sz w:val="17"/>
+              </w:rPr>
+              <w:t>PARAGRAPHS</w:t>
+            </w:r>
+          </w:p>
+        </w:tc>
+        <w:tc>
+          <w:tcPr>
+            <w:tcW w:type="dxa" w:w="2880"/>
             <w:shd w:val="clear" w:color="auto" w:fill="F3EFE6"/>
           </w:tcPr>
           <w:p>
@@ -1688,49 +1773,7 @@
         </w:tc>
         <w:tc>
           <w:tcPr>
-            <w:tcW w:type="dxa" w:w="3024"/>
-            <w:shd w:val="clear" w:color="auto" w:fill="F3EFE6"/>
-          </w:tcPr>
-          <w:p>
-            <w:pPr>
-              <w:spacing w:before="60" w:after="60" w:line="264" w:lineRule="auto"/>
-            </w:pPr>
-            <w:r/>
-            <w:r>
-              <w:rPr>
-                <w:b/>
-                <w:i w:val="0"/>
-                <w:color w:val="112345"/>
-                <w:sz w:val="17"/>
-              </w:rPr>
-              <w:t>SECTION</w:t>
-            </w:r>
-          </w:p>
-        </w:tc>
-        <w:tc>
-          <w:tcPr>
             <w:tcW w:type="dxa" w:w="720"/>
-            <w:shd w:val="clear" w:color="auto" w:fill="F3EFE6"/>
-          </w:tcPr>
-          <w:p>
-            <w:pPr>
-              <w:spacing w:before="60" w:after="60" w:line="264" w:lineRule="auto"/>
-            </w:pPr>
-            <w:r/>
-            <w:r>
-              <w:rPr>
-                <w:b/>
-                <w:i w:val="0"/>
-                <w:color w:val="112345"/>
-                <w:sz w:val="17"/>
-              </w:rPr>
-              <w:t>PARA</w:t>
-            </w:r>
-          </w:p>
-        </w:tc>
-        <w:tc>
-          <w:tcPr>
-            <w:tcW w:type="dxa" w:w="864"/>
             <w:shd w:val="clear" w:color="auto" w:fill="F3EFE6"/>
           </w:tcPr>
           <w:p>
@@ -1749,9 +1792,2159 @@
             </w:r>
           </w:p>
         </w:tc>
+      </w:tr>
+      <w:tr>
         <w:tc>
           <w:tcPr>
-            <w:tcW w:type="dxa" w:w="1728"/>
+            <w:tcW w:type="dxa" w:w="1152"/>
+          </w:tcPr>
+          <w:p>
+            <w:pPr>
+              <w:spacing w:before="60" w:after="60" w:line="264" w:lineRule="auto"/>
+            </w:pPr>
+            <w:r/>
+            <w:r>
+              <w:rPr>
+                <w:b w:val="0"/>
+                <w:i w:val="0"/>
+                <w:sz w:val="14"/>
+              </w:rPr>
+              <w:t>V7-O01</w:t>
+            </w:r>
+          </w:p>
+        </w:tc>
+        <w:tc>
+          <w:tcPr>
+            <w:tcW w:type="dxa" w:w="1296"/>
+          </w:tcPr>
+          <w:p>
+            <w:pPr>
+              <w:spacing w:before="60" w:after="60" w:line="264" w:lineRule="auto"/>
+            </w:pPr>
+            <w:r/>
+            <w:r>
+              <w:rPr>
+                <w:b w:val="0"/>
+                <w:i w:val="0"/>
+                <w:sz w:val="14"/>
+              </w:rPr>
+              <w:t>CAMERA</w:t>
+            </w:r>
+          </w:p>
+        </w:tc>
+        <w:tc>
+          <w:tcPr>
+            <w:tcW w:type="dxa" w:w="2448"/>
+          </w:tcPr>
+          <w:p>
+            <w:pPr>
+              <w:spacing w:before="60" w:after="60" w:line="264" w:lineRule="auto"/>
+            </w:pPr>
+            <w:r/>
+            <w:r>
+              <w:rPr>
+                <w:b w:val="0"/>
+                <w:i w:val="0"/>
+                <w:sz w:val="14"/>
+              </w:rPr>
+              <w:t>1 HOOK</w:t>
+            </w:r>
+          </w:p>
+        </w:tc>
+        <w:tc>
+          <w:tcPr>
+            <w:tcW w:type="dxa" w:w="1152"/>
+          </w:tcPr>
+          <w:p>
+            <w:pPr>
+              <w:spacing w:before="60" w:after="60" w:line="264" w:lineRule="auto"/>
+            </w:pPr>
+            <w:r/>
+            <w:r>
+              <w:rPr>
+                <w:b w:val="0"/>
+                <w:i w:val="0"/>
+                <w:sz w:val="14"/>
+              </w:rPr>
+              <w:t>1</w:t>
+            </w:r>
+          </w:p>
+        </w:tc>
+        <w:tc>
+          <w:tcPr>
+            <w:tcW w:type="dxa" w:w="2880"/>
+          </w:tcPr>
+          <w:p>
+            <w:pPr>
+              <w:spacing w:before="60" w:after="60" w:line="264" w:lineRule="auto"/>
+            </w:pPr>
+            <w:r/>
+            <w:r>
+              <w:rPr>
+                <w:b w:val="0"/>
+                <w:i w:val="0"/>
+                <w:sz w:val="14"/>
+              </w:rPr>
+              <w:t>camera</w:t>
+            </w:r>
+          </w:p>
+        </w:tc>
+        <w:tc>
+          <w:tcPr>
+            <w:tcW w:type="dxa" w:w="720"/>
+          </w:tcPr>
+          <w:p>
+            <w:pPr>
+              <w:spacing w:before="60" w:after="60" w:line="264" w:lineRule="auto"/>
+            </w:pPr>
+            <w:r/>
+            <w:r>
+              <w:rPr>
+                <w:b w:val="0"/>
+                <w:i w:val="0"/>
+                <w:sz w:val="14"/>
+              </w:rPr>
+              <w:t>0</w:t>
+            </w:r>
+          </w:p>
+        </w:tc>
+      </w:tr>
+      <w:tr>
+        <w:tc>
+          <w:tcPr>
+            <w:tcW w:type="dxa" w:w="1152"/>
+          </w:tcPr>
+          <w:p>
+            <w:pPr>
+              <w:spacing w:before="60" w:after="60" w:line="264" w:lineRule="auto"/>
+            </w:pPr>
+            <w:r/>
+            <w:r>
+              <w:rPr>
+                <w:b w:val="0"/>
+                <w:i w:val="0"/>
+                <w:sz w:val="14"/>
+              </w:rPr>
+              <w:t>V7-O02</w:t>
+            </w:r>
+          </w:p>
+        </w:tc>
+        <w:tc>
+          <w:tcPr>
+            <w:tcW w:type="dxa" w:w="1296"/>
+          </w:tcPr>
+          <w:p>
+            <w:pPr>
+              <w:spacing w:before="60" w:after="60" w:line="264" w:lineRule="auto"/>
+            </w:pPr>
+            <w:r/>
+            <w:r>
+              <w:rPr>
+                <w:b w:val="0"/>
+                <w:i w:val="0"/>
+                <w:sz w:val="14"/>
+              </w:rPr>
+              <w:t>FULL SCREEN</w:t>
+            </w:r>
+          </w:p>
+        </w:tc>
+        <w:tc>
+          <w:tcPr>
+            <w:tcW w:type="dxa" w:w="2448"/>
+          </w:tcPr>
+          <w:p>
+            <w:pPr>
+              <w:spacing w:before="60" w:after="60" w:line="264" w:lineRule="auto"/>
+            </w:pPr>
+            <w:r/>
+            <w:r>
+              <w:rPr>
+                <w:b w:val="0"/>
+                <w:i w:val="0"/>
+                <w:sz w:val="14"/>
+              </w:rPr>
+              <w:t>1 HOOK</w:t>
+            </w:r>
+          </w:p>
+        </w:tc>
+        <w:tc>
+          <w:tcPr>
+            <w:tcW w:type="dxa" w:w="1152"/>
+          </w:tcPr>
+          <w:p>
+            <w:pPr>
+              <w:spacing w:before="60" w:after="60" w:line="264" w:lineRule="auto"/>
+            </w:pPr>
+            <w:r/>
+            <w:r>
+              <w:rPr>
+                <w:b w:val="0"/>
+                <w:i w:val="0"/>
+                <w:sz w:val="14"/>
+              </w:rPr>
+              <w:t>1</w:t>
+            </w:r>
+          </w:p>
+        </w:tc>
+        <w:tc>
+          <w:tcPr>
+            <w:tcW w:type="dxa" w:w="2880"/>
+          </w:tcPr>
+          <w:p>
+            <w:pPr>
+              <w:spacing w:before="60" w:after="60" w:line="264" w:lineRule="auto"/>
+            </w:pPr>
+            <w:r/>
+            <w:r>
+              <w:rPr>
+                <w:b w:val="0"/>
+                <w:i w:val="0"/>
+                <w:sz w:val="14"/>
+              </w:rPr>
+              <w:t>NEW_V7_FS_00_TWO_CAPABLE_PEOPLE</w:t>
+            </w:r>
+          </w:p>
+        </w:tc>
+        <w:tc>
+          <w:tcPr>
+            <w:tcW w:type="dxa" w:w="720"/>
+          </w:tcPr>
+          <w:p>
+            <w:pPr>
+              <w:spacing w:before="60" w:after="60" w:line="264" w:lineRule="auto"/>
+            </w:pPr>
+            <w:r/>
+            <w:r>
+              <w:rPr>
+                <w:b w:val="0"/>
+                <w:i w:val="0"/>
+                <w:sz w:val="14"/>
+              </w:rPr>
+              <w:t>2</w:t>
+            </w:r>
+          </w:p>
+        </w:tc>
+      </w:tr>
+      <w:tr>
+        <w:tc>
+          <w:tcPr>
+            <w:tcW w:type="dxa" w:w="1152"/>
+          </w:tcPr>
+          <w:p>
+            <w:pPr>
+              <w:spacing w:before="60" w:after="60" w:line="264" w:lineRule="auto"/>
+            </w:pPr>
+            <w:r/>
+            <w:r>
+              <w:rPr>
+                <w:b w:val="0"/>
+                <w:i w:val="0"/>
+                <w:sz w:val="14"/>
+              </w:rPr>
+              <w:t>V7-O03</w:t>
+            </w:r>
+          </w:p>
+        </w:tc>
+        <w:tc>
+          <w:tcPr>
+            <w:tcW w:type="dxa" w:w="1296"/>
+          </w:tcPr>
+          <w:p>
+            <w:pPr>
+              <w:spacing w:before="60" w:after="60" w:line="264" w:lineRule="auto"/>
+            </w:pPr>
+            <w:r/>
+            <w:r>
+              <w:rPr>
+                <w:b w:val="0"/>
+                <w:i w:val="0"/>
+                <w:sz w:val="14"/>
+              </w:rPr>
+              <w:t>FULL SCREEN</w:t>
+            </w:r>
+          </w:p>
+        </w:tc>
+        <w:tc>
+          <w:tcPr>
+            <w:tcW w:type="dxa" w:w="2448"/>
+          </w:tcPr>
+          <w:p>
+            <w:pPr>
+              <w:spacing w:before="60" w:after="60" w:line="264" w:lineRule="auto"/>
+            </w:pPr>
+            <w:r/>
+            <w:r>
+              <w:rPr>
+                <w:b w:val="0"/>
+                <w:i w:val="0"/>
+                <w:sz w:val="14"/>
+              </w:rPr>
+              <w:t>1 HOOK</w:t>
+            </w:r>
+          </w:p>
+        </w:tc>
+        <w:tc>
+          <w:tcPr>
+            <w:tcW w:type="dxa" w:w="1152"/>
+          </w:tcPr>
+          <w:p>
+            <w:pPr>
+              <w:spacing w:before="60" w:after="60" w:line="264" w:lineRule="auto"/>
+            </w:pPr>
+            <w:r/>
+            <w:r>
+              <w:rPr>
+                <w:b w:val="0"/>
+                <w:i w:val="0"/>
+                <w:sz w:val="14"/>
+              </w:rPr>
+              <w:t>2</w:t>
+            </w:r>
+          </w:p>
+        </w:tc>
+        <w:tc>
+          <w:tcPr>
+            <w:tcW w:type="dxa" w:w="2880"/>
+          </w:tcPr>
+          <w:p>
+            <w:pPr>
+              <w:spacing w:before="60" w:after="60" w:line="264" w:lineRule="auto"/>
+            </w:pPr>
+            <w:r/>
+            <w:r>
+              <w:rPr>
+                <w:b w:val="0"/>
+                <w:i w:val="0"/>
+                <w:sz w:val="14"/>
+              </w:rPr>
+              <w:t>NEW_V7_FS_00_TWO_CAPABLE_PEOPLE</w:t>
+            </w:r>
+          </w:p>
+        </w:tc>
+        <w:tc>
+          <w:tcPr>
+            <w:tcW w:type="dxa" w:w="720"/>
+          </w:tcPr>
+          <w:p>
+            <w:pPr>
+              <w:spacing w:before="60" w:after="60" w:line="264" w:lineRule="auto"/>
+            </w:pPr>
+            <w:r/>
+            <w:r>
+              <w:rPr>
+                <w:b w:val="0"/>
+                <w:i w:val="0"/>
+                <w:sz w:val="14"/>
+              </w:rPr>
+              <w:t>2</w:t>
+            </w:r>
+          </w:p>
+        </w:tc>
+      </w:tr>
+      <w:tr>
+        <w:tc>
+          <w:tcPr>
+            <w:tcW w:type="dxa" w:w="1152"/>
+          </w:tcPr>
+          <w:p>
+            <w:pPr>
+              <w:spacing w:before="60" w:after="60" w:line="264" w:lineRule="auto"/>
+            </w:pPr>
+            <w:r/>
+            <w:r>
+              <w:rPr>
+                <w:b w:val="0"/>
+                <w:i w:val="0"/>
+                <w:sz w:val="14"/>
+              </w:rPr>
+              <w:t>V7-O04</w:t>
+            </w:r>
+          </w:p>
+        </w:tc>
+        <w:tc>
+          <w:tcPr>
+            <w:tcW w:type="dxa" w:w="1296"/>
+          </w:tcPr>
+          <w:p>
+            <w:pPr>
+              <w:spacing w:before="60" w:after="60" w:line="264" w:lineRule="auto"/>
+            </w:pPr>
+            <w:r/>
+            <w:r>
+              <w:rPr>
+                <w:b w:val="0"/>
+                <w:i w:val="0"/>
+                <w:sz w:val="14"/>
+              </w:rPr>
+              <w:t>FULL SCREEN</w:t>
+            </w:r>
+          </w:p>
+        </w:tc>
+        <w:tc>
+          <w:tcPr>
+            <w:tcW w:type="dxa" w:w="2448"/>
+          </w:tcPr>
+          <w:p>
+            <w:pPr>
+              <w:spacing w:before="60" w:after="60" w:line="264" w:lineRule="auto"/>
+            </w:pPr>
+            <w:r/>
+            <w:r>
+              <w:rPr>
+                <w:b w:val="0"/>
+                <w:i w:val="0"/>
+                <w:sz w:val="14"/>
+              </w:rPr>
+              <w:t>1 HOOK</w:t>
+            </w:r>
+          </w:p>
+        </w:tc>
+        <w:tc>
+          <w:tcPr>
+            <w:tcW w:type="dxa" w:w="1152"/>
+          </w:tcPr>
+          <w:p>
+            <w:pPr>
+              <w:spacing w:before="60" w:after="60" w:line="264" w:lineRule="auto"/>
+            </w:pPr>
+            <w:r/>
+            <w:r>
+              <w:rPr>
+                <w:b w:val="0"/>
+                <w:i w:val="0"/>
+                <w:sz w:val="14"/>
+              </w:rPr>
+              <w:t>3</w:t>
+            </w:r>
+          </w:p>
+        </w:tc>
+        <w:tc>
+          <w:tcPr>
+            <w:tcW w:type="dxa" w:w="2880"/>
+          </w:tcPr>
+          <w:p>
+            <w:pPr>
+              <w:spacing w:before="60" w:after="60" w:line="264" w:lineRule="auto"/>
+            </w:pPr>
+            <w:r/>
+            <w:r>
+              <w:rPr>
+                <w:b w:val="0"/>
+                <w:i w:val="0"/>
+                <w:sz w:val="14"/>
+              </w:rPr>
+              <w:t>NEW_V7_FS_01_NOT_ALWAYS_WHO_WORKED_HARDER</w:t>
+            </w:r>
+          </w:p>
+        </w:tc>
+        <w:tc>
+          <w:tcPr>
+            <w:tcW w:type="dxa" w:w="720"/>
+          </w:tcPr>
+          <w:p>
+            <w:pPr>
+              <w:spacing w:before="60" w:after="60" w:line="264" w:lineRule="auto"/>
+            </w:pPr>
+            <w:r/>
+            <w:r>
+              <w:rPr>
+                <w:b w:val="0"/>
+                <w:i w:val="0"/>
+                <w:sz w:val="14"/>
+              </w:rPr>
+              <w:t>1</w:t>
+            </w:r>
+          </w:p>
+        </w:tc>
+      </w:tr>
+      <w:tr>
+        <w:tc>
+          <w:tcPr>
+            <w:tcW w:type="dxa" w:w="1152"/>
+          </w:tcPr>
+          <w:p>
+            <w:pPr>
+              <w:spacing w:before="60" w:after="60" w:line="264" w:lineRule="auto"/>
+            </w:pPr>
+            <w:r/>
+            <w:r>
+              <w:rPr>
+                <w:b w:val="0"/>
+                <w:i w:val="0"/>
+                <w:sz w:val="14"/>
+              </w:rPr>
+              <w:t>V7-C08</w:t>
+            </w:r>
+          </w:p>
+        </w:tc>
+        <w:tc>
+          <w:tcPr>
+            <w:tcW w:type="dxa" w:w="1296"/>
+          </w:tcPr>
+          <w:p>
+            <w:pPr>
+              <w:spacing w:before="60" w:after="60" w:line="264" w:lineRule="auto"/>
+            </w:pPr>
+            <w:r/>
+            <w:r>
+              <w:rPr>
+                <w:b w:val="0"/>
+                <w:i w:val="0"/>
+                <w:sz w:val="14"/>
+              </w:rPr>
+              <w:t>FULL SCREEN</w:t>
+            </w:r>
+          </w:p>
+        </w:tc>
+        <w:tc>
+          <w:tcPr>
+            <w:tcW w:type="dxa" w:w="2448"/>
+          </w:tcPr>
+          <w:p>
+            <w:pPr>
+              <w:spacing w:before="60" w:after="60" w:line="264" w:lineRule="auto"/>
+            </w:pPr>
+            <w:r/>
+            <w:r>
+              <w:rPr>
+                <w:b w:val="0"/>
+                <w:i w:val="0"/>
+                <w:sz w:val="14"/>
+              </w:rPr>
+              <w:t>4 WHAT HAPPENS BEFORE THE TITLE</w:t>
+            </w:r>
+          </w:p>
+        </w:tc>
+        <w:tc>
+          <w:tcPr>
+            <w:tcW w:type="dxa" w:w="1152"/>
+          </w:tcPr>
+          <w:p>
+            <w:pPr>
+              <w:spacing w:before="60" w:after="60" w:line="264" w:lineRule="auto"/>
+            </w:pPr>
+            <w:r/>
+            <w:r>
+              <w:rPr>
+                <w:b w:val="0"/>
+                <w:i w:val="0"/>
+                <w:sz w:val="14"/>
+              </w:rPr>
+              <w:t>3</w:t>
+            </w:r>
+          </w:p>
+        </w:tc>
+        <w:tc>
+          <w:tcPr>
+            <w:tcW w:type="dxa" w:w="2880"/>
+          </w:tcPr>
+          <w:p>
+            <w:pPr>
+              <w:spacing w:before="60" w:after="60" w:line="264" w:lineRule="auto"/>
+            </w:pPr>
+            <w:r/>
+            <w:r>
+              <w:rPr>
+                <w:b w:val="0"/>
+                <w:i w:val="0"/>
+                <w:sz w:val="14"/>
+              </w:rPr>
+              <w:t>NEW_V7_FS_02_TWO_QUESTIONS</w:t>
+            </w:r>
+          </w:p>
+        </w:tc>
+        <w:tc>
+          <w:tcPr>
+            <w:tcW w:type="dxa" w:w="720"/>
+          </w:tcPr>
+          <w:p>
+            <w:pPr>
+              <w:spacing w:before="60" w:after="60" w:line="264" w:lineRule="auto"/>
+            </w:pPr>
+            <w:r/>
+            <w:r>
+              <w:rPr>
+                <w:b w:val="0"/>
+                <w:i w:val="0"/>
+                <w:sz w:val="14"/>
+              </w:rPr>
+              <w:t>1</w:t>
+            </w:r>
+          </w:p>
+        </w:tc>
+      </w:tr>
+      <w:tr>
+        <w:tc>
+          <w:tcPr>
+            <w:tcW w:type="dxa" w:w="1152"/>
+          </w:tcPr>
+          <w:p>
+            <w:pPr>
+              <w:spacing w:before="60" w:after="60" w:line="264" w:lineRule="auto"/>
+            </w:pPr>
+            <w:r/>
+            <w:r>
+              <w:rPr>
+                <w:b w:val="0"/>
+                <w:i w:val="0"/>
+                <w:sz w:val="14"/>
+              </w:rPr>
+              <w:t>V7-C09</w:t>
+            </w:r>
+          </w:p>
+        </w:tc>
+        <w:tc>
+          <w:tcPr>
+            <w:tcW w:type="dxa" w:w="1296"/>
+          </w:tcPr>
+          <w:p>
+            <w:pPr>
+              <w:spacing w:before="60" w:after="60" w:line="264" w:lineRule="auto"/>
+            </w:pPr>
+            <w:r/>
+            <w:r>
+              <w:rPr>
+                <w:b w:val="0"/>
+                <w:i w:val="0"/>
+                <w:sz w:val="14"/>
+              </w:rPr>
+              <w:t>FULL SCREEN</w:t>
+            </w:r>
+          </w:p>
+        </w:tc>
+        <w:tc>
+          <w:tcPr>
+            <w:tcW w:type="dxa" w:w="2448"/>
+          </w:tcPr>
+          <w:p>
+            <w:pPr>
+              <w:spacing w:before="60" w:after="60" w:line="264" w:lineRule="auto"/>
+            </w:pPr>
+            <w:r/>
+            <w:r>
+              <w:rPr>
+                <w:b w:val="0"/>
+                <w:i w:val="0"/>
+                <w:sz w:val="14"/>
+              </w:rPr>
+              <w:t>5 WHAT PEOPLE OFTEN TRY</w:t>
+            </w:r>
+          </w:p>
+        </w:tc>
+        <w:tc>
+          <w:tcPr>
+            <w:tcW w:type="dxa" w:w="1152"/>
+          </w:tcPr>
+          <w:p>
+            <w:pPr>
+              <w:spacing w:before="60" w:after="60" w:line="264" w:lineRule="auto"/>
+            </w:pPr>
+            <w:r/>
+            <w:r>
+              <w:rPr>
+                <w:b w:val="0"/>
+                <w:i w:val="0"/>
+                <w:sz w:val="14"/>
+              </w:rPr>
+              <w:t>2</w:t>
+            </w:r>
+          </w:p>
+        </w:tc>
+        <w:tc>
+          <w:tcPr>
+            <w:tcW w:type="dxa" w:w="2880"/>
+          </w:tcPr>
+          <w:p>
+            <w:pPr>
+              <w:spacing w:before="60" w:after="60" w:line="264" w:lineRule="auto"/>
+            </w:pPr>
+            <w:r/>
+            <w:r>
+              <w:rPr>
+                <w:b w:val="0"/>
+                <w:i w:val="0"/>
+                <w:sz w:val="14"/>
+              </w:rPr>
+              <w:t>NEW_V7_FS_03_USEFUL_NOT_PICTURED</w:t>
+            </w:r>
+          </w:p>
+        </w:tc>
+        <w:tc>
+          <w:tcPr>
+            <w:tcW w:type="dxa" w:w="720"/>
+          </w:tcPr>
+          <w:p>
+            <w:pPr>
+              <w:spacing w:before="60" w:after="60" w:line="264" w:lineRule="auto"/>
+            </w:pPr>
+            <w:r/>
+            <w:r>
+              <w:rPr>
+                <w:b w:val="0"/>
+                <w:i w:val="0"/>
+                <w:sz w:val="14"/>
+              </w:rPr>
+              <w:t>1</w:t>
+            </w:r>
+          </w:p>
+        </w:tc>
+      </w:tr>
+      <w:tr>
+        <w:tc>
+          <w:tcPr>
+            <w:tcW w:type="dxa" w:w="1152"/>
+          </w:tcPr>
+          <w:p>
+            <w:pPr>
+              <w:spacing w:before="60" w:after="60" w:line="264" w:lineRule="auto"/>
+            </w:pPr>
+            <w:r/>
+            <w:r>
+              <w:rPr>
+                <w:b w:val="0"/>
+                <w:i w:val="0"/>
+                <w:sz w:val="14"/>
+              </w:rPr>
+              <w:t>V7-T01</w:t>
+            </w:r>
+          </w:p>
+        </w:tc>
+        <w:tc>
+          <w:tcPr>
+            <w:tcW w:type="dxa" w:w="1296"/>
+          </w:tcPr>
+          <w:p>
+            <w:pPr>
+              <w:spacing w:before="60" w:after="60" w:line="264" w:lineRule="auto"/>
+            </w:pPr>
+            <w:r/>
+            <w:r>
+              <w:rPr>
+                <w:b w:val="0"/>
+                <w:i w:val="0"/>
+                <w:sz w:val="14"/>
+              </w:rPr>
+              <w:t>FULL SCREEN</w:t>
+            </w:r>
+          </w:p>
+        </w:tc>
+        <w:tc>
+          <w:tcPr>
+            <w:tcW w:type="dxa" w:w="2448"/>
+          </w:tcPr>
+          <w:p>
+            <w:pPr>
+              <w:spacing w:before="60" w:after="60" w:line="264" w:lineRule="auto"/>
+            </w:pPr>
+            <w:r/>
+            <w:r>
+              <w:rPr>
+                <w:b w:val="0"/>
+                <w:i w:val="0"/>
+                <w:sz w:val="14"/>
+              </w:rPr>
+              <w:t>6 FOUR THINGS I LOOK FOR</w:t>
+            </w:r>
+          </w:p>
+        </w:tc>
+        <w:tc>
+          <w:tcPr>
+            <w:tcW w:type="dxa" w:w="1152"/>
+          </w:tcPr>
+          <w:p>
+            <w:pPr>
+              <w:spacing w:before="60" w:after="60" w:line="264" w:lineRule="auto"/>
+            </w:pPr>
+            <w:r/>
+            <w:r>
+              <w:rPr>
+                <w:b w:val="0"/>
+                <w:i w:val="0"/>
+                <w:sz w:val="14"/>
+              </w:rPr>
+              <w:t>1 to 5</w:t>
+            </w:r>
+          </w:p>
+        </w:tc>
+        <w:tc>
+          <w:tcPr>
+            <w:tcW w:type="dxa" w:w="2880"/>
+          </w:tcPr>
+          <w:p>
+            <w:pPr>
+              <w:spacing w:before="60" w:after="60" w:line="264" w:lineRule="auto"/>
+            </w:pPr>
+            <w:r/>
+            <w:r>
+              <w:rPr>
+                <w:b w:val="0"/>
+                <w:i w:val="0"/>
+                <w:sz w:val="14"/>
+              </w:rPr>
+              <w:t>NEW_V7_FS_04_FOUR_THINGS</w:t>
+            </w:r>
+          </w:p>
+        </w:tc>
+        <w:tc>
+          <w:tcPr>
+            <w:tcW w:type="dxa" w:w="720"/>
+          </w:tcPr>
+          <w:p>
+            <w:pPr>
+              <w:spacing w:before="60" w:after="60" w:line="264" w:lineRule="auto"/>
+            </w:pPr>
+            <w:r/>
+            <w:r>
+              <w:rPr>
+                <w:b w:val="0"/>
+                <w:i w:val="0"/>
+                <w:sz w:val="14"/>
+              </w:rPr>
+              <w:t>5</w:t>
+            </w:r>
+          </w:p>
+        </w:tc>
+      </w:tr>
+      <w:tr>
+        <w:tc>
+          <w:tcPr>
+            <w:tcW w:type="dxa" w:w="1152"/>
+          </w:tcPr>
+          <w:p>
+            <w:pPr>
+              <w:spacing w:before="60" w:after="60" w:line="264" w:lineRule="auto"/>
+            </w:pPr>
+            <w:r/>
+            <w:r>
+              <w:rPr>
+                <w:b w:val="0"/>
+                <w:i w:val="0"/>
+                <w:sz w:val="14"/>
+              </w:rPr>
+              <w:t>V7-C10</w:t>
+            </w:r>
+          </w:p>
+        </w:tc>
+        <w:tc>
+          <w:tcPr>
+            <w:tcW w:type="dxa" w:w="1296"/>
+          </w:tcPr>
+          <w:p>
+            <w:pPr>
+              <w:spacing w:before="60" w:after="60" w:line="264" w:lineRule="auto"/>
+            </w:pPr>
+            <w:r/>
+            <w:r>
+              <w:rPr>
+                <w:b w:val="0"/>
+                <w:i w:val="0"/>
+                <w:sz w:val="14"/>
+              </w:rPr>
+              <w:t>FULL SCREEN</w:t>
+            </w:r>
+          </w:p>
+        </w:tc>
+        <w:tc>
+          <w:tcPr>
+            <w:tcW w:type="dxa" w:w="2448"/>
+          </w:tcPr>
+          <w:p>
+            <w:pPr>
+              <w:spacing w:before="60" w:after="60" w:line="264" w:lineRule="auto"/>
+            </w:pPr>
+            <w:r/>
+            <w:r>
+              <w:rPr>
+                <w:b w:val="0"/>
+                <w:i w:val="0"/>
+                <w:sz w:val="14"/>
+              </w:rPr>
+              <w:t>6 FOUR THINGS I LOOK FOR</w:t>
+            </w:r>
+          </w:p>
+        </w:tc>
+        <w:tc>
+          <w:tcPr>
+            <w:tcW w:type="dxa" w:w="1152"/>
+          </w:tcPr>
+          <w:p>
+            <w:pPr>
+              <w:spacing w:before="60" w:after="60" w:line="264" w:lineRule="auto"/>
+            </w:pPr>
+            <w:r/>
+            <w:r>
+              <w:rPr>
+                <w:b w:val="0"/>
+                <w:i w:val="0"/>
+                <w:sz w:val="14"/>
+              </w:rPr>
+              <w:t>6</w:t>
+            </w:r>
+          </w:p>
+        </w:tc>
+        <w:tc>
+          <w:tcPr>
+            <w:tcW w:type="dxa" w:w="2880"/>
+          </w:tcPr>
+          <w:p>
+            <w:pPr>
+              <w:spacing w:before="60" w:after="60" w:line="264" w:lineRule="auto"/>
+            </w:pPr>
+            <w:r/>
+            <w:r>
+              <w:rPr>
+                <w:b w:val="0"/>
+                <w:i w:val="0"/>
+                <w:sz w:val="14"/>
+              </w:rPr>
+              <w:t>NEW_V7_FS_05_NOT_MERIT</w:t>
+            </w:r>
+          </w:p>
+        </w:tc>
+        <w:tc>
+          <w:tcPr>
+            <w:tcW w:type="dxa" w:w="720"/>
+          </w:tcPr>
+          <w:p>
+            <w:pPr>
+              <w:spacing w:before="60" w:after="60" w:line="264" w:lineRule="auto"/>
+            </w:pPr>
+            <w:r/>
+            <w:r>
+              <w:rPr>
+                <w:b w:val="0"/>
+                <w:i w:val="0"/>
+                <w:sz w:val="14"/>
+              </w:rPr>
+              <w:t>1</w:t>
+            </w:r>
+          </w:p>
+        </w:tc>
+      </w:tr>
+      <w:tr>
+        <w:tc>
+          <w:tcPr>
+            <w:tcW w:type="dxa" w:w="1152"/>
+          </w:tcPr>
+          <w:p>
+            <w:pPr>
+              <w:spacing w:before="60" w:after="60" w:line="264" w:lineRule="auto"/>
+            </w:pPr>
+            <w:r/>
+            <w:r>
+              <w:rPr>
+                <w:b w:val="0"/>
+                <w:i w:val="0"/>
+                <w:sz w:val="14"/>
+              </w:rPr>
+              <w:t>V7-C11</w:t>
+            </w:r>
+          </w:p>
+        </w:tc>
+        <w:tc>
+          <w:tcPr>
+            <w:tcW w:type="dxa" w:w="1296"/>
+          </w:tcPr>
+          <w:p>
+            <w:pPr>
+              <w:spacing w:before="60" w:after="60" w:line="264" w:lineRule="auto"/>
+            </w:pPr>
+            <w:r/>
+            <w:r>
+              <w:rPr>
+                <w:b w:val="0"/>
+                <w:i w:val="0"/>
+                <w:sz w:val="14"/>
+              </w:rPr>
+              <w:t>FULL SCREEN</w:t>
+            </w:r>
+          </w:p>
+        </w:tc>
+        <w:tc>
+          <w:tcPr>
+            <w:tcW w:type="dxa" w:w="2448"/>
+          </w:tcPr>
+          <w:p>
+            <w:pPr>
+              <w:spacing w:before="60" w:after="60" w:line="264" w:lineRule="auto"/>
+            </w:pPr>
+            <w:r/>
+            <w:r>
+              <w:rPr>
+                <w:b w:val="0"/>
+                <w:i w:val="0"/>
+                <w:sz w:val="14"/>
+              </w:rPr>
+              <w:t>7 WHY GOOD PEOPLE CAN GET STUCK</w:t>
+            </w:r>
+          </w:p>
+        </w:tc>
+        <w:tc>
+          <w:tcPr>
+            <w:tcW w:type="dxa" w:w="1152"/>
+          </w:tcPr>
+          <w:p>
+            <w:pPr>
+              <w:spacing w:before="60" w:after="60" w:line="264" w:lineRule="auto"/>
+            </w:pPr>
+            <w:r/>
+            <w:r>
+              <w:rPr>
+                <w:b w:val="0"/>
+                <w:i w:val="0"/>
+                <w:sz w:val="14"/>
+              </w:rPr>
+              <w:t>2</w:t>
+            </w:r>
+          </w:p>
+        </w:tc>
+        <w:tc>
+          <w:tcPr>
+            <w:tcW w:type="dxa" w:w="2880"/>
+          </w:tcPr>
+          <w:p>
+            <w:pPr>
+              <w:spacing w:before="60" w:after="60" w:line="264" w:lineRule="auto"/>
+            </w:pPr>
+            <w:r/>
+            <w:r>
+              <w:rPr>
+                <w:b w:val="0"/>
+                <w:i w:val="0"/>
+                <w:sz w:val="14"/>
+              </w:rPr>
+              <w:t>NEW_V7_FS_06_EVIDENCE_FOR_WHICH_ROLE</w:t>
+            </w:r>
+          </w:p>
+        </w:tc>
+        <w:tc>
+          <w:tcPr>
+            <w:tcW w:type="dxa" w:w="720"/>
+          </w:tcPr>
+          <w:p>
+            <w:pPr>
+              <w:spacing w:before="60" w:after="60" w:line="264" w:lineRule="auto"/>
+            </w:pPr>
+            <w:r/>
+            <w:r>
+              <w:rPr>
+                <w:b w:val="0"/>
+                <w:i w:val="0"/>
+                <w:sz w:val="14"/>
+              </w:rPr>
+              <w:t>1</w:t>
+            </w:r>
+          </w:p>
+        </w:tc>
+      </w:tr>
+      <w:tr>
+        <w:tc>
+          <w:tcPr>
+            <w:tcW w:type="dxa" w:w="1152"/>
+          </w:tcPr>
+          <w:p>
+            <w:pPr>
+              <w:spacing w:before="60" w:after="60" w:line="264" w:lineRule="auto"/>
+            </w:pPr>
+            <w:r/>
+            <w:r>
+              <w:rPr>
+                <w:b w:val="0"/>
+                <w:i w:val="0"/>
+                <w:sz w:val="14"/>
+              </w:rPr>
+              <w:t>V7-C12</w:t>
+            </w:r>
+          </w:p>
+        </w:tc>
+        <w:tc>
+          <w:tcPr>
+            <w:tcW w:type="dxa" w:w="1296"/>
+          </w:tcPr>
+          <w:p>
+            <w:pPr>
+              <w:spacing w:before="60" w:after="60" w:line="264" w:lineRule="auto"/>
+            </w:pPr>
+            <w:r/>
+            <w:r>
+              <w:rPr>
+                <w:b w:val="0"/>
+                <w:i w:val="0"/>
+                <w:sz w:val="14"/>
+              </w:rPr>
+              <w:t>FULL SCREEN</w:t>
+            </w:r>
+          </w:p>
+        </w:tc>
+        <w:tc>
+          <w:tcPr>
+            <w:tcW w:type="dxa" w:w="2448"/>
+          </w:tcPr>
+          <w:p>
+            <w:pPr>
+              <w:spacing w:before="60" w:after="60" w:line="264" w:lineRule="auto"/>
+            </w:pPr>
+            <w:r/>
+            <w:r>
+              <w:rPr>
+                <w:b w:val="0"/>
+                <w:i w:val="0"/>
+                <w:sz w:val="14"/>
+              </w:rPr>
+              <w:t>8 ASK FOR THE RIGHT KIND OF WORK</w:t>
+            </w:r>
+          </w:p>
+        </w:tc>
+        <w:tc>
+          <w:tcPr>
+            <w:tcW w:type="dxa" w:w="1152"/>
+          </w:tcPr>
+          <w:p>
+            <w:pPr>
+              <w:spacing w:before="60" w:after="60" w:line="264" w:lineRule="auto"/>
+            </w:pPr>
+            <w:r/>
+            <w:r>
+              <w:rPr>
+                <w:b w:val="0"/>
+                <w:i w:val="0"/>
+                <w:sz w:val="14"/>
+              </w:rPr>
+              <w:t>2</w:t>
+            </w:r>
+          </w:p>
+        </w:tc>
+        <w:tc>
+          <w:tcPr>
+            <w:tcW w:type="dxa" w:w="2880"/>
+          </w:tcPr>
+          <w:p>
+            <w:pPr>
+              <w:spacing w:before="60" w:after="60" w:line="264" w:lineRule="auto"/>
+            </w:pPr>
+            <w:r/>
+            <w:r>
+              <w:rPr>
+                <w:b w:val="0"/>
+                <w:i w:val="0"/>
+                <w:sz w:val="14"/>
+              </w:rPr>
+              <w:t>NEW_V7_FS_07_ASK_WHAT_KIND</w:t>
+            </w:r>
+          </w:p>
+        </w:tc>
+        <w:tc>
+          <w:tcPr>
+            <w:tcW w:type="dxa" w:w="720"/>
+          </w:tcPr>
+          <w:p>
+            <w:pPr>
+              <w:spacing w:before="60" w:after="60" w:line="264" w:lineRule="auto"/>
+            </w:pPr>
+            <w:r/>
+            <w:r>
+              <w:rPr>
+                <w:b w:val="0"/>
+                <w:i w:val="0"/>
+                <w:sz w:val="14"/>
+              </w:rPr>
+              <w:t>1</w:t>
+            </w:r>
+          </w:p>
+        </w:tc>
+      </w:tr>
+      <w:tr>
+        <w:tc>
+          <w:tcPr>
+            <w:tcW w:type="dxa" w:w="1152"/>
+          </w:tcPr>
+          <w:p>
+            <w:pPr>
+              <w:spacing w:before="60" w:after="60" w:line="264" w:lineRule="auto"/>
+            </w:pPr>
+            <w:r/>
+            <w:r>
+              <w:rPr>
+                <w:b w:val="0"/>
+                <w:i w:val="0"/>
+                <w:sz w:val="14"/>
+              </w:rPr>
+              <w:t>V7-C13</w:t>
+            </w:r>
+          </w:p>
+        </w:tc>
+        <w:tc>
+          <w:tcPr>
+            <w:tcW w:type="dxa" w:w="1296"/>
+          </w:tcPr>
+          <w:p>
+            <w:pPr>
+              <w:spacing w:before="60" w:after="60" w:line="264" w:lineRule="auto"/>
+            </w:pPr>
+            <w:r/>
+            <w:r>
+              <w:rPr>
+                <w:b w:val="0"/>
+                <w:i w:val="0"/>
+                <w:sz w:val="14"/>
+              </w:rPr>
+              <w:t>FULL SCREEN</w:t>
+            </w:r>
+          </w:p>
+        </w:tc>
+        <w:tc>
+          <w:tcPr>
+            <w:tcW w:type="dxa" w:w="2448"/>
+          </w:tcPr>
+          <w:p>
+            <w:pPr>
+              <w:spacing w:before="60" w:after="60" w:line="264" w:lineRule="auto"/>
+            </w:pPr>
+            <w:r/>
+            <w:r>
+              <w:rPr>
+                <w:b w:val="0"/>
+                <w:i w:val="0"/>
+                <w:sz w:val="14"/>
+              </w:rPr>
+              <w:t>8 ASK FOR THE RIGHT KIND OF WORK</w:t>
+            </w:r>
+          </w:p>
+        </w:tc>
+        <w:tc>
+          <w:tcPr>
+            <w:tcW w:type="dxa" w:w="1152"/>
+          </w:tcPr>
+          <w:p>
+            <w:pPr>
+              <w:spacing w:before="60" w:after="60" w:line="264" w:lineRule="auto"/>
+            </w:pPr>
+            <w:r/>
+            <w:r>
+              <w:rPr>
+                <w:b w:val="0"/>
+                <w:i w:val="0"/>
+                <w:sz w:val="14"/>
+              </w:rPr>
+              <w:t>3</w:t>
+            </w:r>
+          </w:p>
+        </w:tc>
+        <w:tc>
+          <w:tcPr>
+            <w:tcW w:type="dxa" w:w="2880"/>
+          </w:tcPr>
+          <w:p>
+            <w:pPr>
+              <w:spacing w:before="60" w:after="60" w:line="264" w:lineRule="auto"/>
+            </w:pPr>
+            <w:r/>
+            <w:r>
+              <w:rPr>
+                <w:b w:val="0"/>
+                <w:i w:val="0"/>
+                <w:sz w:val="14"/>
+              </w:rPr>
+              <w:t>NEW_V7_FS_08_CHANGES_THE_CONVERSATION</w:t>
+            </w:r>
+          </w:p>
+        </w:tc>
+        <w:tc>
+          <w:tcPr>
+            <w:tcW w:type="dxa" w:w="720"/>
+          </w:tcPr>
+          <w:p>
+            <w:pPr>
+              <w:spacing w:before="60" w:after="60" w:line="264" w:lineRule="auto"/>
+            </w:pPr>
+            <w:r/>
+            <w:r>
+              <w:rPr>
+                <w:b w:val="0"/>
+                <w:i w:val="0"/>
+                <w:sz w:val="14"/>
+              </w:rPr>
+              <w:t>1</w:t>
+            </w:r>
+          </w:p>
+        </w:tc>
+      </w:tr>
+      <w:tr>
+        <w:tc>
+          <w:tcPr>
+            <w:tcW w:type="dxa" w:w="1152"/>
+          </w:tcPr>
+          <w:p>
+            <w:pPr>
+              <w:spacing w:before="60" w:after="60" w:line="264" w:lineRule="auto"/>
+            </w:pPr>
+            <w:r/>
+            <w:r>
+              <w:rPr>
+                <w:b w:val="0"/>
+                <w:i w:val="0"/>
+                <w:sz w:val="14"/>
+              </w:rPr>
+              <w:t>V7-T02</w:t>
+            </w:r>
+          </w:p>
+        </w:tc>
+        <w:tc>
+          <w:tcPr>
+            <w:tcW w:type="dxa" w:w="1296"/>
+          </w:tcPr>
+          <w:p>
+            <w:pPr>
+              <w:spacing w:before="60" w:after="60" w:line="264" w:lineRule="auto"/>
+            </w:pPr>
+            <w:r/>
+            <w:r>
+              <w:rPr>
+                <w:b w:val="0"/>
+                <w:i w:val="0"/>
+                <w:sz w:val="14"/>
+              </w:rPr>
+              <w:t>FULL SCREEN</w:t>
+            </w:r>
+          </w:p>
+        </w:tc>
+        <w:tc>
+          <w:tcPr>
+            <w:tcW w:type="dxa" w:w="2448"/>
+          </w:tcPr>
+          <w:p>
+            <w:pPr>
+              <w:spacing w:before="60" w:after="60" w:line="264" w:lineRule="auto"/>
+            </w:pPr>
+            <w:r/>
+            <w:r>
+              <w:rPr>
+                <w:b w:val="0"/>
+                <w:i w:val="0"/>
+                <w:sz w:val="14"/>
+              </w:rPr>
+              <w:t>9 A CONVERSATION YOU CAN HAVE</w:t>
+            </w:r>
+          </w:p>
+        </w:tc>
+        <w:tc>
+          <w:tcPr>
+            <w:tcW w:type="dxa" w:w="1152"/>
+          </w:tcPr>
+          <w:p>
+            <w:pPr>
+              <w:spacing w:before="60" w:after="60" w:line="264" w:lineRule="auto"/>
+            </w:pPr>
+            <w:r/>
+            <w:r>
+              <w:rPr>
+                <w:b w:val="0"/>
+                <w:i w:val="0"/>
+                <w:sz w:val="14"/>
+              </w:rPr>
+              <w:t>1 to 2</w:t>
+            </w:r>
+          </w:p>
+        </w:tc>
+        <w:tc>
+          <w:tcPr>
+            <w:tcW w:type="dxa" w:w="2880"/>
+          </w:tcPr>
+          <w:p>
+            <w:pPr>
+              <w:spacing w:before="60" w:after="60" w:line="264" w:lineRule="auto"/>
+            </w:pPr>
+            <w:r/>
+            <w:r>
+              <w:rPr>
+                <w:b w:val="0"/>
+                <w:i w:val="0"/>
+                <w:sz w:val="14"/>
+              </w:rPr>
+              <w:t>NEW_V7_FS_14_A_CLEARER_TARGET</w:t>
+            </w:r>
+          </w:p>
+        </w:tc>
+        <w:tc>
+          <w:tcPr>
+            <w:tcW w:type="dxa" w:w="720"/>
+          </w:tcPr>
+          <w:p>
+            <w:pPr>
+              <w:spacing w:before="60" w:after="60" w:line="264" w:lineRule="auto"/>
+            </w:pPr>
+            <w:r/>
+            <w:r>
+              <w:rPr>
+                <w:b w:val="0"/>
+                <w:i w:val="0"/>
+                <w:sz w:val="14"/>
+              </w:rPr>
+              <w:t>1</w:t>
+            </w:r>
+          </w:p>
+        </w:tc>
+      </w:tr>
+      <w:tr>
+        <w:tc>
+          <w:tcPr>
+            <w:tcW w:type="dxa" w:w="1152"/>
+          </w:tcPr>
+          <w:p>
+            <w:pPr>
+              <w:spacing w:before="60" w:after="60" w:line="264" w:lineRule="auto"/>
+            </w:pPr>
+            <w:r/>
+            <w:r>
+              <w:rPr>
+                <w:b w:val="0"/>
+                <w:i w:val="0"/>
+                <w:sz w:val="14"/>
+              </w:rPr>
+              <w:t>V7-C14</w:t>
+            </w:r>
+          </w:p>
+        </w:tc>
+        <w:tc>
+          <w:tcPr>
+            <w:tcW w:type="dxa" w:w="1296"/>
+          </w:tcPr>
+          <w:p>
+            <w:pPr>
+              <w:spacing w:before="60" w:after="60" w:line="264" w:lineRule="auto"/>
+            </w:pPr>
+            <w:r/>
+            <w:r>
+              <w:rPr>
+                <w:b w:val="0"/>
+                <w:i w:val="0"/>
+                <w:sz w:val="14"/>
+              </w:rPr>
+              <w:t>FULL SCREEN</w:t>
+            </w:r>
+          </w:p>
+        </w:tc>
+        <w:tc>
+          <w:tcPr>
+            <w:tcW w:type="dxa" w:w="2448"/>
+          </w:tcPr>
+          <w:p>
+            <w:pPr>
+              <w:spacing w:before="60" w:after="60" w:line="264" w:lineRule="auto"/>
+            </w:pPr>
+            <w:r/>
+            <w:r>
+              <w:rPr>
+                <w:b w:val="0"/>
+                <w:i w:val="0"/>
+                <w:sz w:val="14"/>
+              </w:rPr>
+              <w:t>10 WHAT THIS CANNOT FIX</w:t>
+            </w:r>
+          </w:p>
+        </w:tc>
+        <w:tc>
+          <w:tcPr>
+            <w:tcW w:type="dxa" w:w="1152"/>
+          </w:tcPr>
+          <w:p>
+            <w:pPr>
+              <w:spacing w:before="60" w:after="60" w:line="264" w:lineRule="auto"/>
+            </w:pPr>
+            <w:r/>
+            <w:r>
+              <w:rPr>
+                <w:b w:val="0"/>
+                <w:i w:val="0"/>
+                <w:sz w:val="14"/>
+              </w:rPr>
+              <w:t>1</w:t>
+            </w:r>
+          </w:p>
+        </w:tc>
+        <w:tc>
+          <w:tcPr>
+            <w:tcW w:type="dxa" w:w="2880"/>
+          </w:tcPr>
+          <w:p>
+            <w:pPr>
+              <w:spacing w:before="60" w:after="60" w:line="264" w:lineRule="auto"/>
+            </w:pPr>
+            <w:r/>
+            <w:r>
+              <w:rPr>
+                <w:b w:val="0"/>
+                <w:i w:val="0"/>
+                <w:sz w:val="14"/>
+              </w:rPr>
+              <w:t>NEW_V7_FS_09_THE_BOUNDARY</w:t>
+            </w:r>
+          </w:p>
+        </w:tc>
+        <w:tc>
+          <w:tcPr>
+            <w:tcW w:type="dxa" w:w="720"/>
+          </w:tcPr>
+          <w:p>
+            <w:pPr>
+              <w:spacing w:before="60" w:after="60" w:line="264" w:lineRule="auto"/>
+            </w:pPr>
+            <w:r/>
+            <w:r>
+              <w:rPr>
+                <w:b w:val="0"/>
+                <w:i w:val="0"/>
+                <w:sz w:val="14"/>
+              </w:rPr>
+              <w:t>1</w:t>
+            </w:r>
+          </w:p>
+        </w:tc>
+      </w:tr>
+      <w:tr>
+        <w:tc>
+          <w:tcPr>
+            <w:tcW w:type="dxa" w:w="1152"/>
+          </w:tcPr>
+          <w:p>
+            <w:pPr>
+              <w:spacing w:before="60" w:after="60" w:line="264" w:lineRule="auto"/>
+            </w:pPr>
+            <w:r/>
+            <w:r>
+              <w:rPr>
+                <w:b w:val="0"/>
+                <w:i w:val="0"/>
+                <w:sz w:val="14"/>
+              </w:rPr>
+              <w:t>V7-C15</w:t>
+            </w:r>
+          </w:p>
+        </w:tc>
+        <w:tc>
+          <w:tcPr>
+            <w:tcW w:type="dxa" w:w="1296"/>
+          </w:tcPr>
+          <w:p>
+            <w:pPr>
+              <w:spacing w:before="60" w:after="60" w:line="264" w:lineRule="auto"/>
+            </w:pPr>
+            <w:r/>
+            <w:r>
+              <w:rPr>
+                <w:b w:val="0"/>
+                <w:i w:val="0"/>
+                <w:sz w:val="14"/>
+              </w:rPr>
+              <w:t>FULL SCREEN</w:t>
+            </w:r>
+          </w:p>
+        </w:tc>
+        <w:tc>
+          <w:tcPr>
+            <w:tcW w:type="dxa" w:w="2448"/>
+          </w:tcPr>
+          <w:p>
+            <w:pPr>
+              <w:spacing w:before="60" w:after="60" w:line="264" w:lineRule="auto"/>
+            </w:pPr>
+            <w:r/>
+            <w:r>
+              <w:rPr>
+                <w:b w:val="0"/>
+                <w:i w:val="0"/>
+                <w:sz w:val="14"/>
+              </w:rPr>
+              <w:t>10 WHAT THIS CANNOT FIX</w:t>
+            </w:r>
+          </w:p>
+        </w:tc>
+        <w:tc>
+          <w:tcPr>
+            <w:tcW w:type="dxa" w:w="1152"/>
+          </w:tcPr>
+          <w:p>
+            <w:pPr>
+              <w:spacing w:before="60" w:after="60" w:line="264" w:lineRule="auto"/>
+            </w:pPr>
+            <w:r/>
+            <w:r>
+              <w:rPr>
+                <w:b w:val="0"/>
+                <w:i w:val="0"/>
+                <w:sz w:val="14"/>
+              </w:rPr>
+              <w:t>2</w:t>
+            </w:r>
+          </w:p>
+        </w:tc>
+        <w:tc>
+          <w:tcPr>
+            <w:tcW w:type="dxa" w:w="2880"/>
+          </w:tcPr>
+          <w:p>
+            <w:pPr>
+              <w:spacing w:before="60" w:after="60" w:line="264" w:lineRule="auto"/>
+            </w:pPr>
+            <w:r/>
+            <w:r>
+              <w:rPr>
+                <w:b w:val="0"/>
+                <w:i w:val="0"/>
+                <w:sz w:val="14"/>
+              </w:rPr>
+              <w:t>NEW_V7_FS_10_SEPARATE_THREE_THINGS</w:t>
+            </w:r>
+          </w:p>
+        </w:tc>
+        <w:tc>
+          <w:tcPr>
+            <w:tcW w:type="dxa" w:w="720"/>
+          </w:tcPr>
+          <w:p>
+            <w:pPr>
+              <w:spacing w:before="60" w:after="60" w:line="264" w:lineRule="auto"/>
+            </w:pPr>
+            <w:r/>
+            <w:r>
+              <w:rPr>
+                <w:b w:val="0"/>
+                <w:i w:val="0"/>
+                <w:sz w:val="14"/>
+              </w:rPr>
+              <w:t>1</w:t>
+            </w:r>
+          </w:p>
+        </w:tc>
+      </w:tr>
+      <w:tr>
+        <w:tc>
+          <w:tcPr>
+            <w:tcW w:type="dxa" w:w="1152"/>
+          </w:tcPr>
+          <w:p>
+            <w:pPr>
+              <w:spacing w:before="60" w:after="60" w:line="264" w:lineRule="auto"/>
+            </w:pPr>
+            <w:r/>
+            <w:r>
+              <w:rPr>
+                <w:b w:val="0"/>
+                <w:i w:val="0"/>
+                <w:sz w:val="14"/>
+              </w:rPr>
+              <w:t>V7-T03</w:t>
+            </w:r>
+          </w:p>
+        </w:tc>
+        <w:tc>
+          <w:tcPr>
+            <w:tcW w:type="dxa" w:w="1296"/>
+          </w:tcPr>
+          <w:p>
+            <w:pPr>
+              <w:spacing w:before="60" w:after="60" w:line="264" w:lineRule="auto"/>
+            </w:pPr>
+            <w:r/>
+            <w:r>
+              <w:rPr>
+                <w:b w:val="0"/>
+                <w:i w:val="0"/>
+                <w:sz w:val="14"/>
+              </w:rPr>
+              <w:t>FULL SCREEN</w:t>
+            </w:r>
+          </w:p>
+        </w:tc>
+        <w:tc>
+          <w:tcPr>
+            <w:tcW w:type="dxa" w:w="2448"/>
+          </w:tcPr>
+          <w:p>
+            <w:pPr>
+              <w:spacing w:before="60" w:after="60" w:line="264" w:lineRule="auto"/>
+            </w:pPr>
+            <w:r/>
+            <w:r>
+              <w:rPr>
+                <w:b w:val="0"/>
+                <w:i w:val="0"/>
+                <w:sz w:val="14"/>
+              </w:rPr>
+              <w:t>11 READ YOUR OWN SITUATION</w:t>
+            </w:r>
+          </w:p>
+        </w:tc>
+        <w:tc>
+          <w:tcPr>
+            <w:tcW w:type="dxa" w:w="1152"/>
+          </w:tcPr>
+          <w:p>
+            <w:pPr>
+              <w:spacing w:before="60" w:after="60" w:line="264" w:lineRule="auto"/>
+            </w:pPr>
+            <w:r/>
+            <w:r>
+              <w:rPr>
+                <w:b w:val="0"/>
+                <w:i w:val="0"/>
+                <w:sz w:val="14"/>
+              </w:rPr>
+              <w:t>1 to 2</w:t>
+            </w:r>
+          </w:p>
+        </w:tc>
+        <w:tc>
+          <w:tcPr>
+            <w:tcW w:type="dxa" w:w="2880"/>
+          </w:tcPr>
+          <w:p>
+            <w:pPr>
+              <w:spacing w:before="60" w:after="60" w:line="264" w:lineRule="auto"/>
+            </w:pPr>
+            <w:r/>
+            <w:r>
+              <w:rPr>
+                <w:b w:val="0"/>
+                <w:i w:val="0"/>
+                <w:sz w:val="14"/>
+              </w:rPr>
+              <w:t>NEW_V7_FS_11_READ_YOUR_OWN_SITUATION</w:t>
+            </w:r>
+          </w:p>
+        </w:tc>
+        <w:tc>
+          <w:tcPr>
+            <w:tcW w:type="dxa" w:w="720"/>
+          </w:tcPr>
+          <w:p>
+            <w:pPr>
+              <w:spacing w:before="60" w:after="60" w:line="264" w:lineRule="auto"/>
+            </w:pPr>
+            <w:r/>
+            <w:r>
+              <w:rPr>
+                <w:b w:val="0"/>
+                <w:i w:val="0"/>
+                <w:sz w:val="14"/>
+              </w:rPr>
+              <w:t>1</w:t>
+            </w:r>
+          </w:p>
+        </w:tc>
+      </w:tr>
+      <w:tr>
+        <w:tc>
+          <w:tcPr>
+            <w:tcW w:type="dxa" w:w="1152"/>
+          </w:tcPr>
+          <w:p>
+            <w:pPr>
+              <w:spacing w:before="60" w:after="60" w:line="264" w:lineRule="auto"/>
+            </w:pPr>
+            <w:r/>
+            <w:r>
+              <w:rPr>
+                <w:b w:val="0"/>
+                <w:i w:val="0"/>
+                <w:sz w:val="14"/>
+              </w:rPr>
+              <w:t>V7-C16</w:t>
+            </w:r>
+          </w:p>
+        </w:tc>
+        <w:tc>
+          <w:tcPr>
+            <w:tcW w:type="dxa" w:w="1296"/>
+          </w:tcPr>
+          <w:p>
+            <w:pPr>
+              <w:spacing w:before="60" w:after="60" w:line="264" w:lineRule="auto"/>
+            </w:pPr>
+            <w:r/>
+            <w:r>
+              <w:rPr>
+                <w:b w:val="0"/>
+                <w:i w:val="0"/>
+                <w:sz w:val="14"/>
+              </w:rPr>
+              <w:t>FULL SCREEN</w:t>
+            </w:r>
+          </w:p>
+        </w:tc>
+        <w:tc>
+          <w:tcPr>
+            <w:tcW w:type="dxa" w:w="2448"/>
+          </w:tcPr>
+          <w:p>
+            <w:pPr>
+              <w:spacing w:before="60" w:after="60" w:line="264" w:lineRule="auto"/>
+            </w:pPr>
+            <w:r/>
+            <w:r>
+              <w:rPr>
+                <w:b w:val="0"/>
+                <w:i w:val="0"/>
+                <w:sz w:val="14"/>
+              </w:rPr>
+              <w:t>11 READ YOUR OWN SITUATION</w:t>
+            </w:r>
+          </w:p>
+        </w:tc>
+        <w:tc>
+          <w:tcPr>
+            <w:tcW w:type="dxa" w:w="1152"/>
+          </w:tcPr>
+          <w:p>
+            <w:pPr>
+              <w:spacing w:before="60" w:after="60" w:line="264" w:lineRule="auto"/>
+            </w:pPr>
+            <w:r/>
+            <w:r>
+              <w:rPr>
+                <w:b w:val="0"/>
+                <w:i w:val="0"/>
+                <w:sz w:val="14"/>
+              </w:rPr>
+              <w:t>3</w:t>
+            </w:r>
+          </w:p>
+        </w:tc>
+        <w:tc>
+          <w:tcPr>
+            <w:tcW w:type="dxa" w:w="2880"/>
+          </w:tcPr>
+          <w:p>
+            <w:pPr>
+              <w:spacing w:before="60" w:after="60" w:line="264" w:lineRule="auto"/>
+            </w:pPr>
+            <w:r/>
+            <w:r>
+              <w:rPr>
+                <w:b w:val="0"/>
+                <w:i w:val="0"/>
+                <w:sz w:val="14"/>
+              </w:rPr>
+              <w:t>NEW_V7_FS_12_THE_MISSING_LINE</w:t>
+            </w:r>
+          </w:p>
+        </w:tc>
+        <w:tc>
+          <w:tcPr>
+            <w:tcW w:type="dxa" w:w="720"/>
+          </w:tcPr>
+          <w:p>
+            <w:pPr>
+              <w:spacing w:before="60" w:after="60" w:line="264" w:lineRule="auto"/>
+            </w:pPr>
+            <w:r/>
+            <w:r>
+              <w:rPr>
+                <w:b w:val="0"/>
+                <w:i w:val="0"/>
+                <w:sz w:val="14"/>
+              </w:rPr>
+              <w:t>1</w:t>
+            </w:r>
+          </w:p>
+        </w:tc>
+      </w:tr>
+      <w:tr>
+        <w:tc>
+          <w:tcPr>
+            <w:tcW w:type="dxa" w:w="1152"/>
+          </w:tcPr>
+          <w:p>
+            <w:pPr>
+              <w:spacing w:before="60" w:after="60" w:line="264" w:lineRule="auto"/>
+            </w:pPr>
+            <w:r/>
+            <w:r>
+              <w:rPr>
+                <w:b w:val="0"/>
+                <w:i w:val="0"/>
+                <w:sz w:val="14"/>
+              </w:rPr>
+              <w:t>V7-C17</w:t>
+            </w:r>
+          </w:p>
+        </w:tc>
+        <w:tc>
+          <w:tcPr>
+            <w:tcW w:type="dxa" w:w="1296"/>
+          </w:tcPr>
+          <w:p>
+            <w:pPr>
+              <w:spacing w:before="60" w:after="60" w:line="264" w:lineRule="auto"/>
+            </w:pPr>
+            <w:r/>
+            <w:r>
+              <w:rPr>
+                <w:b w:val="0"/>
+                <w:i w:val="0"/>
+                <w:sz w:val="14"/>
+              </w:rPr>
+              <w:t>FULL SCREEN</w:t>
+            </w:r>
+          </w:p>
+        </w:tc>
+        <w:tc>
+          <w:tcPr>
+            <w:tcW w:type="dxa" w:w="2448"/>
+          </w:tcPr>
+          <w:p>
+            <w:pPr>
+              <w:spacing w:before="60" w:after="60" w:line="264" w:lineRule="auto"/>
+            </w:pPr>
+            <w:r/>
+            <w:r>
+              <w:rPr>
+                <w:b w:val="0"/>
+                <w:i w:val="0"/>
+                <w:sz w:val="14"/>
+              </w:rPr>
+              <w:t>15 CLOSE</w:t>
+            </w:r>
+          </w:p>
+        </w:tc>
+        <w:tc>
+          <w:tcPr>
+            <w:tcW w:type="dxa" w:w="1152"/>
+          </w:tcPr>
+          <w:p>
+            <w:pPr>
+              <w:spacing w:before="60" w:after="60" w:line="264" w:lineRule="auto"/>
+            </w:pPr>
+            <w:r/>
+            <w:r>
+              <w:rPr>
+                <w:b w:val="0"/>
+                <w:i w:val="0"/>
+                <w:sz w:val="14"/>
+              </w:rPr>
+              <w:t>2</w:t>
+            </w:r>
+          </w:p>
+        </w:tc>
+        <w:tc>
+          <w:tcPr>
+            <w:tcW w:type="dxa" w:w="2880"/>
+          </w:tcPr>
+          <w:p>
+            <w:pPr>
+              <w:spacing w:before="60" w:after="60" w:line="264" w:lineRule="auto"/>
+            </w:pPr>
+            <w:r/>
+            <w:r>
+              <w:rPr>
+                <w:b w:val="0"/>
+                <w:i w:val="0"/>
+                <w:sz w:val="14"/>
+              </w:rPr>
+              <w:t>NEW_V7_FS_13_CTA</w:t>
+            </w:r>
+          </w:p>
+        </w:tc>
+        <w:tc>
+          <w:tcPr>
+            <w:tcW w:type="dxa" w:w="720"/>
+          </w:tcPr>
+          <w:p>
+            <w:pPr>
+              <w:spacing w:before="60" w:after="60" w:line="264" w:lineRule="auto"/>
+            </w:pPr>
+            <w:r/>
+            <w:r>
+              <w:rPr>
+                <w:b w:val="0"/>
+                <w:i w:val="0"/>
+                <w:sz w:val="14"/>
+              </w:rPr>
+              <w:t>1</w:t>
+            </w:r>
+          </w:p>
+        </w:tc>
+      </w:tr>
+      <w:tr>
+        <w:tc>
+          <w:tcPr>
+            <w:tcW w:type="dxa" w:w="1152"/>
+          </w:tcPr>
+          <w:p>
+            <w:pPr>
+              <w:spacing w:before="60" w:after="60" w:line="264" w:lineRule="auto"/>
+            </w:pPr>
+            <w:r/>
+            <w:r>
+              <w:rPr>
+                <w:b w:val="0"/>
+                <w:i w:val="0"/>
+                <w:sz w:val="14"/>
+              </w:rPr>
+              <w:t>V7-C18</w:t>
+            </w:r>
+          </w:p>
+        </w:tc>
+        <w:tc>
+          <w:tcPr>
+            <w:tcW w:type="dxa" w:w="1296"/>
+          </w:tcPr>
+          <w:p>
+            <w:pPr>
+              <w:spacing w:before="60" w:after="60" w:line="264" w:lineRule="auto"/>
+            </w:pPr>
+            <w:r/>
+            <w:r>
+              <w:rPr>
+                <w:b w:val="0"/>
+                <w:i w:val="0"/>
+                <w:sz w:val="14"/>
+              </w:rPr>
+              <w:t>FULL SCREEN</w:t>
+            </w:r>
+          </w:p>
+        </w:tc>
+        <w:tc>
+          <w:tcPr>
+            <w:tcW w:type="dxa" w:w="2448"/>
+          </w:tcPr>
+          <w:p>
+            <w:pPr>
+              <w:spacing w:before="60" w:after="60" w:line="264" w:lineRule="auto"/>
+            </w:pPr>
+            <w:r/>
+            <w:r>
+              <w:rPr>
+                <w:b w:val="0"/>
+                <w:i w:val="0"/>
+                <w:sz w:val="14"/>
+              </w:rPr>
+              <w:t>17 WATCH NEXT</w:t>
+            </w:r>
+          </w:p>
+        </w:tc>
+        <w:tc>
+          <w:tcPr>
+            <w:tcW w:type="dxa" w:w="1152"/>
+          </w:tcPr>
+          <w:p>
+            <w:pPr>
+              <w:spacing w:before="60" w:after="60" w:line="264" w:lineRule="auto"/>
+            </w:pPr>
+            <w:r/>
+            <w:r>
+              <w:rPr>
+                <w:b w:val="0"/>
+                <w:i w:val="0"/>
+                <w:sz w:val="14"/>
+              </w:rPr>
+              <w:t>1</w:t>
+            </w:r>
+          </w:p>
+        </w:tc>
+        <w:tc>
+          <w:tcPr>
+            <w:tcW w:type="dxa" w:w="2880"/>
+          </w:tcPr>
+          <w:p>
+            <w:pPr>
+              <w:spacing w:before="60" w:after="60" w:line="264" w:lineRule="auto"/>
+            </w:pPr>
+            <w:r/>
+            <w:r>
+              <w:rPr>
+                <w:b w:val="0"/>
+                <w:i w:val="0"/>
+                <w:sz w:val="14"/>
+              </w:rPr>
+              <w:t>NEW_V7_WATCH_NEXT</w:t>
+            </w:r>
+          </w:p>
+        </w:tc>
+        <w:tc>
+          <w:tcPr>
+            <w:tcW w:type="dxa" w:w="720"/>
+          </w:tcPr>
+          <w:p>
+            <w:pPr>
+              <w:spacing w:before="60" w:after="60" w:line="264" w:lineRule="auto"/>
+            </w:pPr>
+            <w:r/>
+            <w:r>
+              <w:rPr>
+                <w:b w:val="0"/>
+                <w:i w:val="0"/>
+                <w:sz w:val="14"/>
+              </w:rPr>
+              <w:t>1</w:t>
+            </w:r>
+          </w:p>
+        </w:tc>
+      </w:tr>
+    </w:tbl>
+    <w:p>
+      <w:pPr>
+        <w:spacing w:after="120"/>
+      </w:pPr>
+    </w:p>
+    <w:p>
+      <w:pPr>
+        <w:spacing w:before="100" w:after="200"/>
+      </w:pPr>
+      <w:r>
+        <w:rPr>
+          <w:b w:val="0"/>
+          <w:i w:val="0"/>
+          <w:color w:val="5A6B82"/>
+          <w:sz w:val="19"/>
+        </w:rPr>
+        <w:t>One event list generates the camera map, the motion map, the sound map, the asset index and the Riverside prompt, so no two of them can disagree. An event may begin and end inside one paragraph or run across several.</w:t>
+      </w:r>
+    </w:p>
+    <w:p>
+      <w:pPr>
+        <w:spacing w:before="320" w:after="120"/>
+        <w:keepNext w:val="1"/>
+        <w:keepLines w:val="1"/>
+      </w:pPr>
+      <w:r>
+        <w:rPr>
+          <w:b/>
+          <w:i w:val="0"/>
+          <w:color w:val="112345"/>
+          <w:sz w:val="26"/>
+        </w:rPr>
+        <w:t>FAMILIES, AND WHERE EACH ONE PLAYS</w:t>
+      </w:r>
+    </w:p>
+    <w:tbl>
+      <w:tblPr>
+        <w:tblW w:type="auto" w:w="0"/>
+        <w:jc w:val="left"/>
+        <w:tblBorders>
+          <w:top w:val="single" w:sz="4" w:space="0" w:color="C9BFA8"/>
+          <w:left w:val="single" w:sz="4" w:space="0" w:color="C9BFA8"/>
+          <w:bottom w:val="single" w:sz="4" w:space="0" w:color="C9BFA8"/>
+          <w:right w:val="single" w:sz="4" w:space="0" w:color="C9BFA8"/>
+          <w:insideH w:val="single" w:sz="4" w:space="0" w:color="C9BFA8"/>
+          <w:insideV w:val="single" w:sz="4" w:space="0" w:color="C9BFA8"/>
+        </w:tblBorders>
+        <w:tblLayout w:type="fixed"/>
+        <w:tblLook w:firstColumn="1" w:firstRow="1" w:lastColumn="0" w:lastRow="0" w:noHBand="0" w:noVBand="1" w:val="04A0"/>
+      </w:tblPr>
+      <w:tblGrid>
+        <w:gridCol w:w="2412"/>
+        <w:gridCol w:w="2412"/>
+        <w:gridCol w:w="2412"/>
+        <w:gridCol w:w="2412"/>
+      </w:tblGrid>
+      <w:tr>
+        <w:trPr>
+          <w:tblHeader w:val="true"/>
+        </w:trPr>
+        <w:tc>
+          <w:tcPr>
+            <w:tcW w:type="dxa" w:w="3456"/>
             <w:shd w:val="clear" w:color="auto" w:fill="F3EFE6"/>
           </w:tcPr>
           <w:p>
@@ -1766,7 +3959,70 @@
                 <w:color w:val="112345"/>
                 <w:sz w:val="17"/>
               </w:rPr>
-              <w:t>ANCHOR</w:t>
+              <w:t>ASSET FAMILY</w:t>
+            </w:r>
+          </w:p>
+        </w:tc>
+        <w:tc>
+          <w:tcPr>
+            <w:tcW w:type="dxa" w:w="3456"/>
+            <w:shd w:val="clear" w:color="auto" w:fill="F3EFE6"/>
+          </w:tcPr>
+          <w:p>
+            <w:pPr>
+              <w:spacing w:before="60" w:after="60" w:line="264" w:lineRule="auto"/>
+            </w:pPr>
+            <w:r/>
+            <w:r>
+              <w:rPr>
+                <w:b/>
+                <w:i w:val="0"/>
+                <w:color w:val="112345"/>
+                <w:sz w:val="17"/>
+              </w:rPr>
+              <w:t>FIRST EVENT</w:t>
+            </w:r>
+          </w:p>
+        </w:tc>
+        <w:tc>
+          <w:tcPr>
+            <w:tcW w:type="dxa" w:w="1296"/>
+            <w:shd w:val="clear" w:color="auto" w:fill="F3EFE6"/>
+          </w:tcPr>
+          <w:p>
+            <w:pPr>
+              <w:spacing w:before="60" w:after="60" w:line="264" w:lineRule="auto"/>
+            </w:pPr>
+            <w:r/>
+            <w:r>
+              <w:rPr>
+                <w:b/>
+                <w:i w:val="0"/>
+                <w:color w:val="112345"/>
+                <w:sz w:val="17"/>
+              </w:rPr>
+              <w:t>OCCURRENCES</w:t>
+            </w:r>
+          </w:p>
+        </w:tc>
+        <w:tc>
+          <w:tcPr>
+            <w:tcW w:type="dxa" w:w="1008"/>
+            <w:shd w:val="clear" w:color="auto" w:fill="F3EFE6"/>
+          </w:tcPr>
+          <w:p>
+            <w:pPr>
+              <w:spacing w:before="60" w:after="60" w:line="264" w:lineRule="auto"/>
+            </w:pPr>
+            <w:r/>
+            <w:r>
+              <w:rPr>
+                <w:b/>
+                <w:i w:val="0"/>
+                <w:color w:val="112345"/>
+                <w:sz w:val="17"/>
+              </w:rPr>
+              <w:t>STATES</w:t>
             </w:r>
           </w:p>
         </w:tc>
@@ -1774,7 +4030,7 @@
       <w:tr>
         <w:tc>
           <w:tcPr>
-            <w:tcW w:type="dxa" w:w="3312"/>
+            <w:tcW w:type="dxa" w:w="3456"/>
           </w:tcPr>
           <w:p>
             <w:pPr>
@@ -1793,7 +4049,7 @@
         </w:tc>
         <w:tc>
           <w:tcPr>
-            <w:tcW w:type="dxa" w:w="3024"/>
+            <w:tcW w:type="dxa" w:w="3456"/>
           </w:tcPr>
           <w:p>
             <w:pPr>
@@ -1806,13 +4062,91 @@
                 <w:i w:val="0"/>
                 <w:sz w:val="15"/>
               </w:rPr>
-              <w:t>1 HOOK</w:t>
+              <w:t>1 HOOK, para 1</w:t>
             </w:r>
           </w:p>
         </w:tc>
         <w:tc>
           <w:tcPr>
-            <w:tcW w:type="dxa" w:w="720"/>
+            <w:tcW w:type="dxa" w:w="1296"/>
+          </w:tcPr>
+          <w:p>
+            <w:pPr>
+              <w:spacing w:before="60" w:after="60" w:line="264" w:lineRule="auto"/>
+            </w:pPr>
+            <w:r/>
+            <w:r>
+              <w:rPr>
+                <w:b w:val="0"/>
+                <w:i w:val="0"/>
+                <w:sz w:val="15"/>
+              </w:rPr>
+              <w:t>2</w:t>
+            </w:r>
+          </w:p>
+        </w:tc>
+        <w:tc>
+          <w:tcPr>
+            <w:tcW w:type="dxa" w:w="1008"/>
+          </w:tcPr>
+          <w:p>
+            <w:pPr>
+              <w:spacing w:before="60" w:after="60" w:line="264" w:lineRule="auto"/>
+            </w:pPr>
+            <w:r/>
+            <w:r>
+              <w:rPr>
+                <w:b w:val="0"/>
+                <w:i w:val="0"/>
+                <w:sz w:val="15"/>
+              </w:rPr>
+              <w:t>4</w:t>
+            </w:r>
+          </w:p>
+        </w:tc>
+      </w:tr>
+      <w:tr>
+        <w:tc>
+          <w:tcPr>
+            <w:tcW w:type="dxa" w:w="3456"/>
+          </w:tcPr>
+          <w:p>
+            <w:pPr>
+              <w:spacing w:before="60" w:after="60" w:line="264" w:lineRule="auto"/>
+            </w:pPr>
+            <w:r/>
+            <w:r>
+              <w:rPr>
+                <w:b w:val="0"/>
+                <w:i w:val="0"/>
+                <w:sz w:val="15"/>
+              </w:rPr>
+              <w:t>NEW_V7_FS_01_NOT_ALWAYS_WHO_WORKED_HARDER</w:t>
+            </w:r>
+          </w:p>
+        </w:tc>
+        <w:tc>
+          <w:tcPr>
+            <w:tcW w:type="dxa" w:w="3456"/>
+          </w:tcPr>
+          <w:p>
+            <w:pPr>
+              <w:spacing w:before="60" w:after="60" w:line="264" w:lineRule="auto"/>
+            </w:pPr>
+            <w:r/>
+            <w:r>
+              <w:rPr>
+                <w:b w:val="0"/>
+                <w:i w:val="0"/>
+                <w:sz w:val="15"/>
+              </w:rPr>
+              <w:t>1 HOOK, para 3</w:t>
+            </w:r>
+          </w:p>
+        </w:tc>
+        <w:tc>
+          <w:tcPr>
+            <w:tcW w:type="dxa" w:w="1296"/>
           </w:tcPr>
           <w:p>
             <w:pPr>
@@ -1831,7 +4165,7 @@
         </w:tc>
         <w:tc>
           <w:tcPr>
-            <w:tcW w:type="dxa" w:w="864"/>
+            <w:tcW w:type="dxa" w:w="1008"/>
           </w:tcPr>
           <w:p>
             <w:pPr>
@@ -1844,13 +4178,15 @@
                 <w:i w:val="0"/>
                 <w:sz w:val="15"/>
               </w:rPr>
-              <w:t>2</w:t>
+              <w:t>1</w:t>
             </w:r>
           </w:p>
         </w:tc>
+      </w:tr>
+      <w:tr>
         <w:tc>
           <w:tcPr>
-            <w:tcW w:type="dxa" w:w="1728"/>
+            <w:tcW w:type="dxa" w:w="3456"/>
           </w:tcPr>
           <w:p>
             <w:pPr>
@@ -1863,15 +4199,13 @@
                 <w:i w:val="0"/>
                 <w:sz w:val="15"/>
               </w:rPr>
-              <w:t>EARLY EDIT</w:t>
+              <w:t>NEW_V7_FS_02_TWO_QUESTIONS</w:t>
             </w:r>
           </w:p>
         </w:tc>
-      </w:tr>
-      <w:tr>
         <w:tc>
           <w:tcPr>
-            <w:tcW w:type="dxa" w:w="3312"/>
+            <w:tcW w:type="dxa" w:w="3456"/>
           </w:tcPr>
           <w:p>
             <w:pPr>
@@ -1884,51 +4218,13 @@
                 <w:i w:val="0"/>
                 <w:sz w:val="15"/>
               </w:rPr>
-              <w:t>NEW_V7_FS_01_NOT_ALWAYS_WHO_WORKED_HARDER</w:t>
+              <w:t>4 WHAT HAPPENS BEFORE THE TITLE, para 3</w:t>
             </w:r>
           </w:p>
         </w:tc>
         <w:tc>
           <w:tcPr>
-            <w:tcW w:type="dxa" w:w="3024"/>
-          </w:tcPr>
-          <w:p>
-            <w:pPr>
-              <w:spacing w:before="60" w:after="60" w:line="264" w:lineRule="auto"/>
-            </w:pPr>
-            <w:r/>
-            <w:r>
-              <w:rPr>
-                <w:b w:val="0"/>
-                <w:i w:val="0"/>
-                <w:sz w:val="15"/>
-              </w:rPr>
-              <w:t>1 HOOK</w:t>
-            </w:r>
-          </w:p>
-        </w:tc>
-        <w:tc>
-          <w:tcPr>
-            <w:tcW w:type="dxa" w:w="720"/>
-          </w:tcPr>
-          <w:p>
-            <w:pPr>
-              <w:spacing w:before="60" w:after="60" w:line="264" w:lineRule="auto"/>
-            </w:pPr>
-            <w:r/>
-            <w:r>
-              <w:rPr>
-                <w:b w:val="0"/>
-                <w:i w:val="0"/>
-                <w:sz w:val="15"/>
-              </w:rPr>
-              <w:t>3</w:t>
-            </w:r>
-          </w:p>
-        </w:tc>
-        <w:tc>
-          <w:tcPr>
-            <w:tcW w:type="dxa" w:w="864"/>
+            <w:tcW w:type="dxa" w:w="1296"/>
           </w:tcPr>
           <w:p>
             <w:pPr>
@@ -1947,7 +4243,7 @@
         </w:tc>
         <w:tc>
           <w:tcPr>
-            <w:tcW w:type="dxa" w:w="1728"/>
+            <w:tcW w:type="dxa" w:w="1008"/>
           </w:tcPr>
           <w:p>
             <w:pPr>
@@ -1960,7 +4256,7 @@
                 <w:i w:val="0"/>
                 <w:sz w:val="15"/>
               </w:rPr>
-              <w:t>RE-ANCHORED</w:t>
+              <w:t>1</w:t>
             </w:r>
           </w:p>
         </w:tc>
@@ -1968,7 +4264,7 @@
       <w:tr>
         <w:tc>
           <w:tcPr>
-            <w:tcW w:type="dxa" w:w="3312"/>
+            <w:tcW w:type="dxa" w:w="3456"/>
           </w:tcPr>
           <w:p>
             <w:pPr>
@@ -1981,13 +4277,13 @@
                 <w:i w:val="0"/>
                 <w:sz w:val="15"/>
               </w:rPr>
-              <w:t>NEW_V7_FS_02_TWO_QUESTIONS</w:t>
+              <w:t>NEW_V7_FS_03_USEFUL_NOT_PICTURED</w:t>
             </w:r>
           </w:p>
         </w:tc>
         <w:tc>
           <w:tcPr>
-            <w:tcW w:type="dxa" w:w="3024"/>
+            <w:tcW w:type="dxa" w:w="3456"/>
           </w:tcPr>
           <w:p>
             <w:pPr>
@@ -2000,32 +4296,13 @@
                 <w:i w:val="0"/>
                 <w:sz w:val="15"/>
               </w:rPr>
-              <w:t>4 WHAT HAPPENS BEFORE THE TITLE</w:t>
+              <w:t>5 WHAT PEOPLE OFTEN TRY, para 2</w:t>
             </w:r>
           </w:p>
         </w:tc>
         <w:tc>
           <w:tcPr>
-            <w:tcW w:type="dxa" w:w="720"/>
-          </w:tcPr>
-          <w:p>
-            <w:pPr>
-              <w:spacing w:before="60" w:after="60" w:line="264" w:lineRule="auto"/>
-            </w:pPr>
-            <w:r/>
-            <w:r>
-              <w:rPr>
-                <w:b w:val="0"/>
-                <w:i w:val="0"/>
-                <w:sz w:val="15"/>
-              </w:rPr>
-              <w:t>3</w:t>
-            </w:r>
-          </w:p>
-        </w:tc>
-        <w:tc>
-          <w:tcPr>
-            <w:tcW w:type="dxa" w:w="864"/>
+            <w:tcW w:type="dxa" w:w="1296"/>
           </w:tcPr>
           <w:p>
             <w:pPr>
@@ -2044,7 +4321,7 @@
         </w:tc>
         <w:tc>
           <w:tcPr>
-            <w:tcW w:type="dxa" w:w="1728"/>
+            <w:tcW w:type="dxa" w:w="1008"/>
           </w:tcPr>
           <w:p>
             <w:pPr>
@@ -2057,7 +4334,7 @@
                 <w:i w:val="0"/>
                 <w:sz w:val="15"/>
               </w:rPr>
-              <w:t>RE-ANCHORED</w:t>
+              <w:t>1</w:t>
             </w:r>
           </w:p>
         </w:tc>
@@ -2065,7 +4342,7 @@
       <w:tr>
         <w:tc>
           <w:tcPr>
-            <w:tcW w:type="dxa" w:w="3312"/>
+            <w:tcW w:type="dxa" w:w="3456"/>
           </w:tcPr>
           <w:p>
             <w:pPr>
@@ -2078,13 +4355,13 @@
                 <w:i w:val="0"/>
                 <w:sz w:val="15"/>
               </w:rPr>
-              <w:t>NEW_V7_FS_03_USEFUL_NOT_PICTURED</w:t>
+              <w:t>NEW_V7_FS_04_FOUR_THINGS</w:t>
             </w:r>
           </w:p>
         </w:tc>
         <w:tc>
           <w:tcPr>
-            <w:tcW w:type="dxa" w:w="3024"/>
+            <w:tcW w:type="dxa" w:w="3456"/>
           </w:tcPr>
           <w:p>
             <w:pPr>
@@ -2097,32 +4374,13 @@
                 <w:i w:val="0"/>
                 <w:sz w:val="15"/>
               </w:rPr>
-              <w:t>5 WHAT PEOPLE OFTEN TRY</w:t>
+              <w:t>6 FOUR THINGS I LOOK FOR, para 1</w:t>
             </w:r>
           </w:p>
         </w:tc>
         <w:tc>
           <w:tcPr>
-            <w:tcW w:type="dxa" w:w="720"/>
-          </w:tcPr>
-          <w:p>
-            <w:pPr>
-              <w:spacing w:before="60" w:after="60" w:line="264" w:lineRule="auto"/>
-            </w:pPr>
-            <w:r/>
-            <w:r>
-              <w:rPr>
-                <w:b w:val="0"/>
-                <w:i w:val="0"/>
-                <w:sz w:val="15"/>
-              </w:rPr>
-              <w:t>2</w:t>
-            </w:r>
-          </w:p>
-        </w:tc>
-        <w:tc>
-          <w:tcPr>
-            <w:tcW w:type="dxa" w:w="864"/>
+            <w:tcW w:type="dxa" w:w="1296"/>
           </w:tcPr>
           <w:p>
             <w:pPr>
@@ -2141,66 +4399,7 @@
         </w:tc>
         <w:tc>
           <w:tcPr>
-            <w:tcW w:type="dxa" w:w="1728"/>
-          </w:tcPr>
-          <w:p>
-            <w:pPr>
-              <w:spacing w:before="60" w:after="60" w:line="264" w:lineRule="auto"/>
-            </w:pPr>
-            <w:r/>
-            <w:r>
-              <w:rPr>
-                <w:b w:val="0"/>
-                <w:i w:val="0"/>
-                <w:sz w:val="15"/>
-              </w:rPr>
-              <w:t>RE-ANCHORED</w:t>
-            </w:r>
-          </w:p>
-        </w:tc>
-      </w:tr>
-      <w:tr>
-        <w:tc>
-          <w:tcPr>
-            <w:tcW w:type="dxa" w:w="3312"/>
-          </w:tcPr>
-          <w:p>
-            <w:pPr>
-              <w:spacing w:before="60" w:after="60" w:line="264" w:lineRule="auto"/>
-            </w:pPr>
-            <w:r/>
-            <w:r>
-              <w:rPr>
-                <w:b w:val="0"/>
-                <w:i w:val="0"/>
-                <w:sz w:val="15"/>
-              </w:rPr>
-              <w:t>NEW_V7_FS_04_FOUR_THINGS</w:t>
-            </w:r>
-          </w:p>
-        </w:tc>
-        <w:tc>
-          <w:tcPr>
-            <w:tcW w:type="dxa" w:w="3024"/>
-          </w:tcPr>
-          <w:p>
-            <w:pPr>
-              <w:spacing w:before="60" w:after="60" w:line="264" w:lineRule="auto"/>
-            </w:pPr>
-            <w:r/>
-            <w:r>
-              <w:rPr>
-                <w:b w:val="0"/>
-                <w:i w:val="0"/>
-                <w:sz w:val="15"/>
-              </w:rPr>
-              <w:t>6 FOUR THINGS I LOOK FOR</w:t>
-            </w:r>
-          </w:p>
-        </w:tc>
-        <w:tc>
-          <w:tcPr>
-            <w:tcW w:type="dxa" w:w="720"/>
+            <w:tcW w:type="dxa" w:w="1008"/>
           </w:tcPr>
           <w:p>
             <w:pPr>
@@ -2217,49 +4416,11 @@
             </w:r>
           </w:p>
         </w:tc>
-        <w:tc>
-          <w:tcPr>
-            <w:tcW w:type="dxa" w:w="864"/>
-          </w:tcPr>
-          <w:p>
-            <w:pPr>
-              <w:spacing w:before="60" w:after="60" w:line="264" w:lineRule="auto"/>
-            </w:pPr>
-            <w:r/>
-            <w:r>
-              <w:rPr>
-                <w:b w:val="0"/>
-                <w:i w:val="0"/>
-                <w:sz w:val="15"/>
-              </w:rPr>
-              <w:t>5</w:t>
-            </w:r>
-          </w:p>
-        </w:tc>
-        <w:tc>
-          <w:tcPr>
-            <w:tcW w:type="dxa" w:w="1728"/>
-          </w:tcPr>
-          <w:p>
-            <w:pPr>
-              <w:spacing w:before="60" w:after="60" w:line="264" w:lineRule="auto"/>
-            </w:pPr>
-            <w:r/>
-            <w:r>
-              <w:rPr>
-                <w:b w:val="0"/>
-                <w:i w:val="0"/>
-                <w:sz w:val="15"/>
-              </w:rPr>
-              <w:t>RE-ANCHORED</w:t>
-            </w:r>
-          </w:p>
-        </w:tc>
       </w:tr>
       <w:tr>
         <w:tc>
           <w:tcPr>
-            <w:tcW w:type="dxa" w:w="3312"/>
+            <w:tcW w:type="dxa" w:w="3456"/>
           </w:tcPr>
           <w:p>
             <w:pPr>
@@ -2278,7 +4439,7 @@
         </w:tc>
         <w:tc>
           <w:tcPr>
-            <w:tcW w:type="dxa" w:w="3024"/>
+            <w:tcW w:type="dxa" w:w="3456"/>
           </w:tcPr>
           <w:p>
             <w:pPr>
@@ -2291,32 +4452,13 @@
                 <w:i w:val="0"/>
                 <w:sz w:val="15"/>
               </w:rPr>
-              <w:t>6 FOUR THINGS I LOOK FOR</w:t>
+              <w:t>6 FOUR THINGS I LOOK FOR, para 6</w:t>
             </w:r>
           </w:p>
         </w:tc>
         <w:tc>
           <w:tcPr>
-            <w:tcW w:type="dxa" w:w="720"/>
-          </w:tcPr>
-          <w:p>
-            <w:pPr>
-              <w:spacing w:before="60" w:after="60" w:line="264" w:lineRule="auto"/>
-            </w:pPr>
-            <w:r/>
-            <w:r>
-              <w:rPr>
-                <w:b w:val="0"/>
-                <w:i w:val="0"/>
-                <w:sz w:val="15"/>
-              </w:rPr>
-              <w:t>6</w:t>
-            </w:r>
-          </w:p>
-        </w:tc>
-        <w:tc>
-          <w:tcPr>
-            <w:tcW w:type="dxa" w:w="864"/>
+            <w:tcW w:type="dxa" w:w="1296"/>
           </w:tcPr>
           <w:p>
             <w:pPr>
@@ -2335,7 +4477,7 @@
         </w:tc>
         <w:tc>
           <w:tcPr>
-            <w:tcW w:type="dxa" w:w="1728"/>
+            <w:tcW w:type="dxa" w:w="1008"/>
           </w:tcPr>
           <w:p>
             <w:pPr>
@@ -2348,7 +4490,7 @@
                 <w:i w:val="0"/>
                 <w:sz w:val="15"/>
               </w:rPr>
-              <w:t>RE-ANCHORED</w:t>
+              <w:t>1</w:t>
             </w:r>
           </w:p>
         </w:tc>
@@ -2356,7 +4498,7 @@
       <w:tr>
         <w:tc>
           <w:tcPr>
-            <w:tcW w:type="dxa" w:w="3312"/>
+            <w:tcW w:type="dxa" w:w="3456"/>
           </w:tcPr>
           <w:p>
             <w:pPr>
@@ -2375,7 +4517,7 @@
         </w:tc>
         <w:tc>
           <w:tcPr>
-            <w:tcW w:type="dxa" w:w="3024"/>
+            <w:tcW w:type="dxa" w:w="3456"/>
           </w:tcPr>
           <w:p>
             <w:pPr>
@@ -2388,32 +4530,13 @@
                 <w:i w:val="0"/>
                 <w:sz w:val="15"/>
               </w:rPr>
-              <w:t>7 WHY GOOD PEOPLE CAN GET STUCK</w:t>
+              <w:t>7 WHY GOOD PEOPLE CAN GET STUCK, para 2</w:t>
             </w:r>
           </w:p>
         </w:tc>
         <w:tc>
           <w:tcPr>
-            <w:tcW w:type="dxa" w:w="720"/>
-          </w:tcPr>
-          <w:p>
-            <w:pPr>
-              <w:spacing w:before="60" w:after="60" w:line="264" w:lineRule="auto"/>
-            </w:pPr>
-            <w:r/>
-            <w:r>
-              <w:rPr>
-                <w:b w:val="0"/>
-                <w:i w:val="0"/>
-                <w:sz w:val="15"/>
-              </w:rPr>
-              <w:t>2</w:t>
-            </w:r>
-          </w:p>
-        </w:tc>
-        <w:tc>
-          <w:tcPr>
-            <w:tcW w:type="dxa" w:w="864"/>
+            <w:tcW w:type="dxa" w:w="1296"/>
           </w:tcPr>
           <w:p>
             <w:pPr>
@@ -2432,7 +4555,7 @@
         </w:tc>
         <w:tc>
           <w:tcPr>
-            <w:tcW w:type="dxa" w:w="1728"/>
+            <w:tcW w:type="dxa" w:w="1008"/>
           </w:tcPr>
           <w:p>
             <w:pPr>
@@ -2445,7 +4568,7 @@
                 <w:i w:val="0"/>
                 <w:sz w:val="15"/>
               </w:rPr>
-              <w:t>RE-ANCHORED</w:t>
+              <w:t>1</w:t>
             </w:r>
           </w:p>
         </w:tc>
@@ -2453,7 +4576,7 @@
       <w:tr>
         <w:tc>
           <w:tcPr>
-            <w:tcW w:type="dxa" w:w="3312"/>
+            <w:tcW w:type="dxa" w:w="3456"/>
           </w:tcPr>
           <w:p>
             <w:pPr>
@@ -2472,7 +4595,7 @@
         </w:tc>
         <w:tc>
           <w:tcPr>
-            <w:tcW w:type="dxa" w:w="3024"/>
+            <w:tcW w:type="dxa" w:w="3456"/>
           </w:tcPr>
           <w:p>
             <w:pPr>
@@ -2485,32 +4608,13 @@
                 <w:i w:val="0"/>
                 <w:sz w:val="15"/>
               </w:rPr>
-              <w:t>8 ASK FOR THE RIGHT KIND OF WORK</w:t>
+              <w:t>8 ASK FOR THE RIGHT KIND OF WORK, para 2</w:t>
             </w:r>
           </w:p>
         </w:tc>
         <w:tc>
           <w:tcPr>
-            <w:tcW w:type="dxa" w:w="720"/>
-          </w:tcPr>
-          <w:p>
-            <w:pPr>
-              <w:spacing w:before="60" w:after="60" w:line="264" w:lineRule="auto"/>
-            </w:pPr>
-            <w:r/>
-            <w:r>
-              <w:rPr>
-                <w:b w:val="0"/>
-                <w:i w:val="0"/>
-                <w:sz w:val="15"/>
-              </w:rPr>
-              <w:t>2</w:t>
-            </w:r>
-          </w:p>
-        </w:tc>
-        <w:tc>
-          <w:tcPr>
-            <w:tcW w:type="dxa" w:w="864"/>
+            <w:tcW w:type="dxa" w:w="1296"/>
           </w:tcPr>
           <w:p>
             <w:pPr>
@@ -2529,7 +4633,7 @@
         </w:tc>
         <w:tc>
           <w:tcPr>
-            <w:tcW w:type="dxa" w:w="1728"/>
+            <w:tcW w:type="dxa" w:w="1008"/>
           </w:tcPr>
           <w:p>
             <w:pPr>
@@ -2542,7 +4646,7 @@
                 <w:i w:val="0"/>
                 <w:sz w:val="15"/>
               </w:rPr>
-              <w:t>RE-ANCHORED</w:t>
+              <w:t>1</w:t>
             </w:r>
           </w:p>
         </w:tc>
@@ -2550,7 +4654,7 @@
       <w:tr>
         <w:tc>
           <w:tcPr>
-            <w:tcW w:type="dxa" w:w="3312"/>
+            <w:tcW w:type="dxa" w:w="3456"/>
           </w:tcPr>
           <w:p>
             <w:pPr>
@@ -2569,7 +4673,7 @@
         </w:tc>
         <w:tc>
           <w:tcPr>
-            <w:tcW w:type="dxa" w:w="3024"/>
+            <w:tcW w:type="dxa" w:w="3456"/>
           </w:tcPr>
           <w:p>
             <w:pPr>
@@ -2582,32 +4686,13 @@
                 <w:i w:val="0"/>
                 <w:sz w:val="15"/>
               </w:rPr>
-              <w:t>8 ASK FOR THE RIGHT KIND OF WORK</w:t>
+              <w:t>8 ASK FOR THE RIGHT KIND OF WORK, para 3</w:t>
             </w:r>
           </w:p>
         </w:tc>
         <w:tc>
           <w:tcPr>
-            <w:tcW w:type="dxa" w:w="720"/>
-          </w:tcPr>
-          <w:p>
-            <w:pPr>
-              <w:spacing w:before="60" w:after="60" w:line="264" w:lineRule="auto"/>
-            </w:pPr>
-            <w:r/>
-            <w:r>
-              <w:rPr>
-                <w:b w:val="0"/>
-                <w:i w:val="0"/>
-                <w:sz w:val="15"/>
-              </w:rPr>
-              <w:t>3</w:t>
-            </w:r>
-          </w:p>
-        </w:tc>
-        <w:tc>
-          <w:tcPr>
-            <w:tcW w:type="dxa" w:w="864"/>
+            <w:tcW w:type="dxa" w:w="1296"/>
           </w:tcPr>
           <w:p>
             <w:pPr>
@@ -2626,7 +4711,7 @@
         </w:tc>
         <w:tc>
           <w:tcPr>
-            <w:tcW w:type="dxa" w:w="1728"/>
+            <w:tcW w:type="dxa" w:w="1008"/>
           </w:tcPr>
           <w:p>
             <w:pPr>
@@ -2639,7 +4724,7 @@
                 <w:i w:val="0"/>
                 <w:sz w:val="15"/>
               </w:rPr>
-              <w:t>RE-ANCHORED</w:t>
+              <w:t>1</w:t>
             </w:r>
           </w:p>
         </w:tc>
@@ -2647,7 +4732,85 @@
       <w:tr>
         <w:tc>
           <w:tcPr>
-            <w:tcW w:type="dxa" w:w="3312"/>
+            <w:tcW w:type="dxa" w:w="3456"/>
+          </w:tcPr>
+          <w:p>
+            <w:pPr>
+              <w:spacing w:before="60" w:after="60" w:line="264" w:lineRule="auto"/>
+            </w:pPr>
+            <w:r/>
+            <w:r>
+              <w:rPr>
+                <w:b w:val="0"/>
+                <w:i w:val="0"/>
+                <w:sz w:val="15"/>
+              </w:rPr>
+              <w:t>NEW_V7_FS_14_A_CLEARER_TARGET</w:t>
+            </w:r>
+          </w:p>
+        </w:tc>
+        <w:tc>
+          <w:tcPr>
+            <w:tcW w:type="dxa" w:w="3456"/>
+          </w:tcPr>
+          <w:p>
+            <w:pPr>
+              <w:spacing w:before="60" w:after="60" w:line="264" w:lineRule="auto"/>
+            </w:pPr>
+            <w:r/>
+            <w:r>
+              <w:rPr>
+                <w:b w:val="0"/>
+                <w:i w:val="0"/>
+                <w:sz w:val="15"/>
+              </w:rPr>
+              <w:t>9 A CONVERSATION YOU CAN HAVE, para 1</w:t>
+            </w:r>
+          </w:p>
+        </w:tc>
+        <w:tc>
+          <w:tcPr>
+            <w:tcW w:type="dxa" w:w="1296"/>
+          </w:tcPr>
+          <w:p>
+            <w:pPr>
+              <w:spacing w:before="60" w:after="60" w:line="264" w:lineRule="auto"/>
+            </w:pPr>
+            <w:r/>
+            <w:r>
+              <w:rPr>
+                <w:b w:val="0"/>
+                <w:i w:val="0"/>
+                <w:sz w:val="15"/>
+              </w:rPr>
+              <w:t>1</w:t>
+            </w:r>
+          </w:p>
+        </w:tc>
+        <w:tc>
+          <w:tcPr>
+            <w:tcW w:type="dxa" w:w="1008"/>
+          </w:tcPr>
+          <w:p>
+            <w:pPr>
+              <w:spacing w:before="60" w:after="60" w:line="264" w:lineRule="auto"/>
+            </w:pPr>
+            <w:r/>
+            <w:r>
+              <w:rPr>
+                <w:b w:val="0"/>
+                <w:i w:val="0"/>
+                <w:sz w:val="15"/>
+              </w:rPr>
+              <w:t>1</w:t>
+            </w:r>
+          </w:p>
+        </w:tc>
+      </w:tr>
+      <w:tr>
+        <w:tc>
+          <w:tcPr>
+            <w:tcW w:type="dxa" w:w="3456"/>
           </w:tcPr>
           <w:p>
             <w:pPr>
@@ -2666,7 +4829,7 @@
         </w:tc>
         <w:tc>
           <w:tcPr>
-            <w:tcW w:type="dxa" w:w="3024"/>
+            <w:tcW w:type="dxa" w:w="3456"/>
           </w:tcPr>
           <w:p>
             <w:pPr>
@@ -2679,13 +4842,13 @@
                 <w:i w:val="0"/>
                 <w:sz w:val="15"/>
               </w:rPr>
-              <w:t>10 WHAT THIS CANNOT FIX</w:t>
+              <w:t>10 WHAT THIS CANNOT FIX, para 1</w:t>
             </w:r>
           </w:p>
         </w:tc>
         <w:tc>
           <w:tcPr>
-            <w:tcW w:type="dxa" w:w="720"/>
+            <w:tcW w:type="dxa" w:w="1296"/>
           </w:tcPr>
           <w:p>
             <w:pPr>
@@ -2704,7 +4867,66 @@
         </w:tc>
         <w:tc>
           <w:tcPr>
-            <w:tcW w:type="dxa" w:w="864"/>
+            <w:tcW w:type="dxa" w:w="1008"/>
+          </w:tcPr>
+          <w:p>
+            <w:pPr>
+              <w:spacing w:before="60" w:after="60" w:line="264" w:lineRule="auto"/>
+            </w:pPr>
+            <w:r/>
+            <w:r>
+              <w:rPr>
+                <w:b w:val="0"/>
+                <w:i w:val="0"/>
+                <w:sz w:val="15"/>
+              </w:rPr>
+              <w:t>1</w:t>
+            </w:r>
+          </w:p>
+        </w:tc>
+      </w:tr>
+      <w:tr>
+        <w:tc>
+          <w:tcPr>
+            <w:tcW w:type="dxa" w:w="3456"/>
+          </w:tcPr>
+          <w:p>
+            <w:pPr>
+              <w:spacing w:before="60" w:after="60" w:line="264" w:lineRule="auto"/>
+            </w:pPr>
+            <w:r/>
+            <w:r>
+              <w:rPr>
+                <w:b w:val="0"/>
+                <w:i w:val="0"/>
+                <w:sz w:val="15"/>
+              </w:rPr>
+              <w:t>NEW_V7_FS_10_SEPARATE_THREE_THINGS</w:t>
+            </w:r>
+          </w:p>
+        </w:tc>
+        <w:tc>
+          <w:tcPr>
+            <w:tcW w:type="dxa" w:w="3456"/>
+          </w:tcPr>
+          <w:p>
+            <w:pPr>
+              <w:spacing w:before="60" w:after="60" w:line="264" w:lineRule="auto"/>
+            </w:pPr>
+            <w:r/>
+            <w:r>
+              <w:rPr>
+                <w:b w:val="0"/>
+                <w:i w:val="0"/>
+                <w:sz w:val="15"/>
+              </w:rPr>
+              <w:t>10 WHAT THIS CANNOT FIX, para 2</w:t>
+            </w:r>
+          </w:p>
+        </w:tc>
+        <w:tc>
+          <w:tcPr>
+            <w:tcW w:type="dxa" w:w="1296"/>
           </w:tcPr>
           <w:p>
             <w:pPr>
@@ -2723,7 +4945,7 @@
         </w:tc>
         <w:tc>
           <w:tcPr>
-            <w:tcW w:type="dxa" w:w="1728"/>
+            <w:tcW w:type="dxa" w:w="1008"/>
           </w:tcPr>
           <w:p>
             <w:pPr>
@@ -2736,7 +4958,7 @@
                 <w:i w:val="0"/>
                 <w:sz w:val="15"/>
               </w:rPr>
-              <w:t>RE-ANCHORED</w:t>
+              <w:t>1</w:t>
             </w:r>
           </w:p>
         </w:tc>
@@ -2744,7 +4966,7 @@
       <w:tr>
         <w:tc>
           <w:tcPr>
-            <w:tcW w:type="dxa" w:w="3312"/>
+            <w:tcW w:type="dxa" w:w="3456"/>
           </w:tcPr>
           <w:p>
             <w:pPr>
@@ -2757,13 +4979,13 @@
                 <w:i w:val="0"/>
                 <w:sz w:val="15"/>
               </w:rPr>
-              <w:t>NEW_V7_FS_10_SEPARATE_THREE_THINGS</w:t>
+              <w:t>NEW_V7_FS_11_READ_YOUR_OWN_SITUATION</w:t>
             </w:r>
           </w:p>
         </w:tc>
         <w:tc>
           <w:tcPr>
-            <w:tcW w:type="dxa" w:w="3024"/>
+            <w:tcW w:type="dxa" w:w="3456"/>
           </w:tcPr>
           <w:p>
             <w:pPr>
@@ -2776,32 +4998,13 @@
                 <w:i w:val="0"/>
                 <w:sz w:val="15"/>
               </w:rPr>
-              <w:t>10 WHAT THIS CANNOT FIX</w:t>
+              <w:t>11 READ YOUR OWN SITUATION, para 1</w:t>
             </w:r>
           </w:p>
         </w:tc>
         <w:tc>
           <w:tcPr>
-            <w:tcW w:type="dxa" w:w="720"/>
-          </w:tcPr>
-          <w:p>
-            <w:pPr>
-              <w:spacing w:before="60" w:after="60" w:line="264" w:lineRule="auto"/>
-            </w:pPr>
-            <w:r/>
-            <w:r>
-              <w:rPr>
-                <w:b w:val="0"/>
-                <w:i w:val="0"/>
-                <w:sz w:val="15"/>
-              </w:rPr>
-              <w:t>2</w:t>
-            </w:r>
-          </w:p>
-        </w:tc>
-        <w:tc>
-          <w:tcPr>
-            <w:tcW w:type="dxa" w:w="864"/>
+            <w:tcW w:type="dxa" w:w="1296"/>
           </w:tcPr>
           <w:p>
             <w:pPr>
@@ -2820,7 +5023,7 @@
         </w:tc>
         <w:tc>
           <w:tcPr>
-            <w:tcW w:type="dxa" w:w="1728"/>
+            <w:tcW w:type="dxa" w:w="1008"/>
           </w:tcPr>
           <w:p>
             <w:pPr>
@@ -2833,7 +5036,7 @@
                 <w:i w:val="0"/>
                 <w:sz w:val="15"/>
               </w:rPr>
-              <w:t>RE-ANCHORED</w:t>
+              <w:t>1</w:t>
             </w:r>
           </w:p>
         </w:tc>
@@ -2841,7 +5044,7 @@
       <w:tr>
         <w:tc>
           <w:tcPr>
-            <w:tcW w:type="dxa" w:w="3312"/>
+            <w:tcW w:type="dxa" w:w="3456"/>
           </w:tcPr>
           <w:p>
             <w:pPr>
@@ -2854,13 +5057,13 @@
                 <w:i w:val="0"/>
                 <w:sz w:val="15"/>
               </w:rPr>
-              <w:t>NEW_V7_FS_11_READ_YOUR_OWN_SITUATION</w:t>
+              <w:t>NEW_V7_FS_12_THE_MISSING_LINE</w:t>
             </w:r>
           </w:p>
         </w:tc>
         <w:tc>
           <w:tcPr>
-            <w:tcW w:type="dxa" w:w="3024"/>
+            <w:tcW w:type="dxa" w:w="3456"/>
           </w:tcPr>
           <w:p>
             <w:pPr>
@@ -2873,32 +5076,13 @@
                 <w:i w:val="0"/>
                 <w:sz w:val="15"/>
               </w:rPr>
-              <w:t>11 READ YOUR OWN SITUATION</w:t>
+              <w:t>11 READ YOUR OWN SITUATION, para 3</w:t>
             </w:r>
           </w:p>
         </w:tc>
         <w:tc>
           <w:tcPr>
-            <w:tcW w:type="dxa" w:w="720"/>
-          </w:tcPr>
-          <w:p>
-            <w:pPr>
-              <w:spacing w:before="60" w:after="60" w:line="264" w:lineRule="auto"/>
-            </w:pPr>
-            <w:r/>
-            <w:r>
-              <w:rPr>
-                <w:b w:val="0"/>
-                <w:i w:val="0"/>
-                <w:sz w:val="15"/>
-              </w:rPr>
-              <w:t>2</w:t>
-            </w:r>
-          </w:p>
-        </w:tc>
-        <w:tc>
-          <w:tcPr>
-            <w:tcW w:type="dxa" w:w="864"/>
+            <w:tcW w:type="dxa" w:w="1296"/>
           </w:tcPr>
           <w:p>
             <w:pPr>
@@ -2917,7 +5101,7 @@
         </w:tc>
         <w:tc>
           <w:tcPr>
-            <w:tcW w:type="dxa" w:w="1728"/>
+            <w:tcW w:type="dxa" w:w="1008"/>
           </w:tcPr>
           <w:p>
             <w:pPr>
@@ -2930,7 +5114,7 @@
                 <w:i w:val="0"/>
                 <w:sz w:val="15"/>
               </w:rPr>
-              <w:t>RE-ANCHORED</w:t>
+              <w:t>1</w:t>
             </w:r>
           </w:p>
         </w:tc>
@@ -2938,7 +5122,7 @@
       <w:tr>
         <w:tc>
           <w:tcPr>
-            <w:tcW w:type="dxa" w:w="3312"/>
+            <w:tcW w:type="dxa" w:w="3456"/>
           </w:tcPr>
           <w:p>
             <w:pPr>
@@ -2951,13 +5135,13 @@
                 <w:i w:val="0"/>
                 <w:sz w:val="15"/>
               </w:rPr>
-              <w:t>NEW_V7_FS_12_THE_MISSING_LINE</w:t>
+              <w:t>NEW_V7_FS_13_CTA</w:t>
             </w:r>
           </w:p>
         </w:tc>
         <w:tc>
           <w:tcPr>
-            <w:tcW w:type="dxa" w:w="3024"/>
+            <w:tcW w:type="dxa" w:w="3456"/>
           </w:tcPr>
           <w:p>
             <w:pPr>
@@ -2970,32 +5154,13 @@
                 <w:i w:val="0"/>
                 <w:sz w:val="15"/>
               </w:rPr>
-              <w:t>11 READ YOUR OWN SITUATION</w:t>
+              <w:t>15 CLOSE, para 2</w:t>
             </w:r>
           </w:p>
         </w:tc>
         <w:tc>
           <w:tcPr>
-            <w:tcW w:type="dxa" w:w="720"/>
-          </w:tcPr>
-          <w:p>
-            <w:pPr>
-              <w:spacing w:before="60" w:after="60" w:line="264" w:lineRule="auto"/>
-            </w:pPr>
-            <w:r/>
-            <w:r>
-              <w:rPr>
-                <w:b w:val="0"/>
-                <w:i w:val="0"/>
-                <w:sz w:val="15"/>
-              </w:rPr>
-              <w:t>3</w:t>
-            </w:r>
-          </w:p>
-        </w:tc>
-        <w:tc>
-          <w:tcPr>
-            <w:tcW w:type="dxa" w:w="864"/>
+            <w:tcW w:type="dxa" w:w="1296"/>
           </w:tcPr>
           <w:p>
             <w:pPr>
@@ -3014,7 +5179,7 @@
         </w:tc>
         <w:tc>
           <w:tcPr>
-            <w:tcW w:type="dxa" w:w="1728"/>
+            <w:tcW w:type="dxa" w:w="1008"/>
           </w:tcPr>
           <w:p>
             <w:pPr>
@@ -3027,7 +5192,7 @@
                 <w:i w:val="0"/>
                 <w:sz w:val="15"/>
               </w:rPr>
-              <w:t>RE-ANCHORED</w:t>
+              <w:t>1</w:t>
             </w:r>
           </w:p>
         </w:tc>
@@ -3035,7 +5200,7 @@
       <w:tr>
         <w:tc>
           <w:tcPr>
-            <w:tcW w:type="dxa" w:w="3312"/>
+            <w:tcW w:type="dxa" w:w="3456"/>
           </w:tcPr>
           <w:p>
             <w:pPr>
@@ -3048,13 +5213,13 @@
                 <w:i w:val="0"/>
                 <w:sz w:val="15"/>
               </w:rPr>
-              <w:t>NEW_V7_FS_13_CTA</w:t>
+              <w:t>NEW_V7_WATCH_NEXT</w:t>
             </w:r>
           </w:p>
         </w:tc>
         <w:tc>
           <w:tcPr>
-            <w:tcW w:type="dxa" w:w="3024"/>
+            <w:tcW w:type="dxa" w:w="3456"/>
           </w:tcPr>
           <w:p>
             <w:pPr>
@@ -3067,32 +5232,13 @@
                 <w:i w:val="0"/>
                 <w:sz w:val="15"/>
               </w:rPr>
-              <w:t>15 CLOSE</w:t>
+              <w:t>17 WATCH NEXT, para 1</w:t>
             </w:r>
           </w:p>
         </w:tc>
         <w:tc>
           <w:tcPr>
-            <w:tcW w:type="dxa" w:w="720"/>
-          </w:tcPr>
-          <w:p>
-            <w:pPr>
-              <w:spacing w:before="60" w:after="60" w:line="264" w:lineRule="auto"/>
-            </w:pPr>
-            <w:r/>
-            <w:r>
-              <w:rPr>
-                <w:b w:val="0"/>
-                <w:i w:val="0"/>
-                <w:sz w:val="15"/>
-              </w:rPr>
-              <w:t>2</w:t>
-            </w:r>
-          </w:p>
-        </w:tc>
-        <w:tc>
-          <w:tcPr>
-            <w:tcW w:type="dxa" w:w="864"/>
+            <w:tcW w:type="dxa" w:w="1296"/>
           </w:tcPr>
           <w:p>
             <w:pPr>
@@ -3111,66 +5257,7 @@
         </w:tc>
         <w:tc>
           <w:tcPr>
-            <w:tcW w:type="dxa" w:w="1728"/>
-          </w:tcPr>
-          <w:p>
-            <w:pPr>
-              <w:spacing w:before="60" w:after="60" w:line="264" w:lineRule="auto"/>
-            </w:pPr>
-            <w:r/>
-            <w:r>
-              <w:rPr>
-                <w:b w:val="0"/>
-                <w:i w:val="0"/>
-                <w:sz w:val="15"/>
-              </w:rPr>
-              <w:t>RE-ANCHORED</w:t>
-            </w:r>
-          </w:p>
-        </w:tc>
-      </w:tr>
-      <w:tr>
-        <w:tc>
-          <w:tcPr>
-            <w:tcW w:type="dxa" w:w="3312"/>
-          </w:tcPr>
-          <w:p>
-            <w:pPr>
-              <w:spacing w:before="60" w:after="60" w:line="264" w:lineRule="auto"/>
-            </w:pPr>
-            <w:r/>
-            <w:r>
-              <w:rPr>
-                <w:b w:val="0"/>
-                <w:i w:val="0"/>
-                <w:sz w:val="15"/>
-              </w:rPr>
-              <w:t>NEW_V7_WATCH_NEXT</w:t>
-            </w:r>
-          </w:p>
-        </w:tc>
-        <w:tc>
-          <w:tcPr>
-            <w:tcW w:type="dxa" w:w="3024"/>
-          </w:tcPr>
-          <w:p>
-            <w:pPr>
-              <w:spacing w:before="60" w:after="60" w:line="264" w:lineRule="auto"/>
-            </w:pPr>
-            <w:r/>
-            <w:r>
-              <w:rPr>
-                <w:b w:val="0"/>
-                <w:i w:val="0"/>
-                <w:sz w:val="15"/>
-              </w:rPr>
-              <w:t>17 WATCH NEXT</w:t>
-            </w:r>
-          </w:p>
-        </w:tc>
-        <w:tc>
-          <w:tcPr>
-            <w:tcW w:type="dxa" w:w="720"/>
+            <w:tcW w:type="dxa" w:w="1008"/>
           </w:tcPr>
           <w:p>
             <w:pPr>
@@ -3184,44 +5271,6 @@
                 <w:sz w:val="15"/>
               </w:rPr>
               <w:t>1</w:t>
-            </w:r>
-          </w:p>
-        </w:tc>
-        <w:tc>
-          <w:tcPr>
-            <w:tcW w:type="dxa" w:w="864"/>
-          </w:tcPr>
-          <w:p>
-            <w:pPr>
-              <w:spacing w:before="60" w:after="60" w:line="264" w:lineRule="auto"/>
-            </w:pPr>
-            <w:r/>
-            <w:r>
-              <w:rPr>
-                <w:b w:val="0"/>
-                <w:i w:val="0"/>
-                <w:sz w:val="15"/>
-              </w:rPr>
-              <w:t>1</w:t>
-            </w:r>
-          </w:p>
-        </w:tc>
-        <w:tc>
-          <w:tcPr>
-            <w:tcW w:type="dxa" w:w="1728"/>
-          </w:tcPr>
-          <w:p>
-            <w:pPr>
-              <w:spacing w:before="60" w:after="60" w:line="264" w:lineRule="auto"/>
-            </w:pPr>
-            <w:r/>
-            <w:r>
-              <w:rPr>
-                <w:b w:val="0"/>
-                <w:i w:val="0"/>
-                <w:sz w:val="15"/>
-              </w:rPr>
-              <w:t>END CARD</w:t>
             </w:r>
           </w:p>
         </w:tc>

--- a/deliverables/V4-V11_SYNC/PACKAGES/NEW_V07_Synchronized_Production_Package/02_RUN_OF_SHOW/Run_of_Show.docx
+++ b/deliverables/V4-V11_SYNC/PACKAGES/NEW_V07_Synchronized_Production_Package/02_RUN_OF_SHOW/Run_of_Show.docx
@@ -144,7 +144,7 @@
         <w:rPr>
           <w:sz w:val="21"/>
         </w:rPr>
-        <w:t>Saturday, September 19, 2026 | 6:36 AM CT</w:t>
+        <w:t>Saturday, September 19, 2026 | 7:08 AM CT</w:t>
       </w:r>
     </w:p>
     <w:p>
@@ -3665,6 +3665,122 @@
                 <w:i w:val="0"/>
                 <w:sz w:val="14"/>
               </w:rPr>
+              <w:t>V7-P05</w:t>
+            </w:r>
+          </w:p>
+        </w:tc>
+        <w:tc>
+          <w:tcPr>
+            <w:tcW w:type="dxa" w:w="1296"/>
+          </w:tcPr>
+          <w:p>
+            <w:pPr>
+              <w:spacing w:before="60" w:after="60" w:line="264" w:lineRule="auto"/>
+            </w:pPr>
+            <w:r/>
+            <w:r>
+              <w:rPr>
+                <w:b w:val="0"/>
+                <w:i w:val="0"/>
+                <w:sz w:val="14"/>
+              </w:rPr>
+              <w:t>CAMERA</w:t>
+            </w:r>
+          </w:p>
+        </w:tc>
+        <w:tc>
+          <w:tcPr>
+            <w:tcW w:type="dxa" w:w="2448"/>
+          </w:tcPr>
+          <w:p>
+            <w:pPr>
+              <w:spacing w:before="60" w:after="60" w:line="264" w:lineRule="auto"/>
+            </w:pPr>
+            <w:r/>
+            <w:r>
+              <w:rPr>
+                <w:b w:val="0"/>
+                <w:i w:val="0"/>
+                <w:sz w:val="14"/>
+              </w:rPr>
+              <w:t>14 STORY LOOP PAYOFF</w:t>
+            </w:r>
+          </w:p>
+        </w:tc>
+        <w:tc>
+          <w:tcPr>
+            <w:tcW w:type="dxa" w:w="1152"/>
+          </w:tcPr>
+          <w:p>
+            <w:pPr>
+              <w:spacing w:before="60" w:after="60" w:line="264" w:lineRule="auto"/>
+            </w:pPr>
+            <w:r/>
+            <w:r>
+              <w:rPr>
+                <w:b w:val="0"/>
+                <w:i w:val="0"/>
+                <w:sz w:val="14"/>
+              </w:rPr>
+              <w:t>1</w:t>
+            </w:r>
+          </w:p>
+        </w:tc>
+        <w:tc>
+          <w:tcPr>
+            <w:tcW w:type="dxa" w:w="2880"/>
+          </w:tcPr>
+          <w:p>
+            <w:pPr>
+              <w:spacing w:before="60" w:after="60" w:line="264" w:lineRule="auto"/>
+            </w:pPr>
+            <w:r/>
+            <w:r>
+              <w:rPr>
+                <w:b w:val="0"/>
+                <w:i w:val="0"/>
+                <w:sz w:val="14"/>
+              </w:rPr>
+              <w:t>camera</w:t>
+            </w:r>
+          </w:p>
+        </w:tc>
+        <w:tc>
+          <w:tcPr>
+            <w:tcW w:type="dxa" w:w="720"/>
+          </w:tcPr>
+          <w:p>
+            <w:pPr>
+              <w:spacing w:before="60" w:after="60" w:line="264" w:lineRule="auto"/>
+            </w:pPr>
+            <w:r/>
+            <w:r>
+              <w:rPr>
+                <w:b w:val="0"/>
+                <w:i w:val="0"/>
+                <w:sz w:val="14"/>
+              </w:rPr>
+              <w:t>0</w:t>
+            </w:r>
+          </w:p>
+        </w:tc>
+      </w:tr>
+      <w:tr>
+        <w:tc>
+          <w:tcPr>
+            <w:tcW w:type="dxa" w:w="1152"/>
+          </w:tcPr>
+          <w:p>
+            <w:pPr>
+              <w:spacing w:before="60" w:after="60" w:line="264" w:lineRule="auto"/>
+            </w:pPr>
+            <w:r/>
+            <w:r>
+              <w:rPr>
+                <w:b w:val="0"/>
+                <w:i w:val="0"/>
+                <w:sz w:val="14"/>
+              </w:rPr>
               <w:t>V7-C17</w:t>
             </w:r>
           </w:p>
